--- a/erp complete documentation/QMIS-ERP-Role-Module-Status.unlocked.docx
+++ b/erp complete documentation/QMIS-ERP-Role-Module-Status.unlocked.docx
@@ -735,10 +735,7 @@
           </w:tcPr>
           <w:p>
             <w:r>
-              <w:rPr>
-                <w:color w:val="006100"/>
-              </w:rPr>
-              <w:t>2</w:t>
+              <w:t>29</w:t>
             </w:r>
           </w:p>
         </w:tc>
@@ -749,10 +746,7 @@
           </w:tcPr>
           <w:p>
             <w:r>
-              <w:rPr>
-                <w:color w:val="9C5700"/>
-              </w:rPr>
-              <w:t>3</w:t>
+              <w:t>0</w:t>
             </w:r>
           </w:p>
         </w:tc>
@@ -763,10 +757,7 @@
           </w:tcPr>
           <w:p>
             <w:r>
-              <w:rPr>
-                <w:color w:val="9C0006"/>
-              </w:rPr>
-              <w:t>24</w:t>
+              <w:t>0</w:t>
             </w:r>
           </w:p>
         </w:tc>
@@ -777,9 +768,6 @@
           </w:tcPr>
           <w:p>
             <w:r>
-              <w:rPr>
-                <w:color w:val="595959"/>
-              </w:rPr>
               <w:t>1</w:t>
             </w:r>
           </w:p>
@@ -818,10 +806,7 @@
           </w:tcPr>
           <w:p>
             <w:r>
-              <w:rPr>
-                <w:color w:val="006100"/>
-              </w:rPr>
-              <w:t>2</w:t>
+              <w:t>29</w:t>
             </w:r>
           </w:p>
         </w:tc>
@@ -832,10 +817,7 @@
           </w:tcPr>
           <w:p>
             <w:r>
-              <w:rPr>
-                <w:color w:val="9C5700"/>
-              </w:rPr>
-              <w:t>1</w:t>
+              <w:t>0</w:t>
             </w:r>
           </w:p>
         </w:tc>
@@ -846,10 +828,7 @@
           </w:tcPr>
           <w:p>
             <w:r>
-              <w:rPr>
-                <w:color w:val="9C0006"/>
-              </w:rPr>
-              <w:t>26</w:t>
+              <w:t>0</w:t>
             </w:r>
           </w:p>
         </w:tc>
@@ -860,9 +839,6 @@
           </w:tcPr>
           <w:p>
             <w:r>
-              <w:rPr>
-                <w:color w:val="595959"/>
-              </w:rPr>
               <w:t>1</w:t>
             </w:r>
           </w:p>
@@ -901,10 +877,7 @@
           </w:tcPr>
           <w:p>
             <w:r>
-              <w:rPr>
-                <w:color w:val="006100"/>
-              </w:rPr>
-              <w:t>3</w:t>
+              <w:t>21</w:t>
             </w:r>
           </w:p>
         </w:tc>
@@ -915,10 +888,7 @@
           </w:tcPr>
           <w:p>
             <w:r>
-              <w:rPr>
-                <w:color w:val="9C5700"/>
-              </w:rPr>
-              <w:t>3</w:t>
+              <w:t>0</w:t>
             </w:r>
           </w:p>
         </w:tc>
@@ -929,10 +899,7 @@
           </w:tcPr>
           <w:p>
             <w:r>
-              <w:rPr>
-                <w:color w:val="9C0006"/>
-              </w:rPr>
-              <w:t>15</w:t>
+              <w:t>0</w:t>
             </w:r>
           </w:p>
         </w:tc>
@@ -943,9 +910,6 @@
           </w:tcPr>
           <w:p>
             <w:r>
-              <w:rPr>
-                <w:color w:val="595959"/>
-              </w:rPr>
               <w:t>0</w:t>
             </w:r>
           </w:p>
@@ -2395,7 +2359,7 @@
           </w:tcPr>
           <w:p>
             <w:r>
-              <w:t>195</w:t>
+              <w:t>267</w:t>
             </w:r>
           </w:p>
         </w:tc>
@@ -2406,7 +2370,7 @@
           </w:tcPr>
           <w:p>
             <w:r>
-              <w:t>34</w:t>
+              <w:t>27</w:t>
             </w:r>
           </w:p>
         </w:tc>
@@ -2417,7 +2381,7 @@
           </w:tcPr>
           <w:p>
             <w:r>
-              <w:t>249</w:t>
+              <w:t>184</w:t>
             </w:r>
           </w:p>
         </w:tc>
@@ -8796,31 +8760,21 @@
           <w:tcPr>
             <w:tcW w:type="dxa" w:w="3408"/>
             <w:shd w:fill="FFC7CE" w:val="clear"/>
-          </w:tcPr>
-          <w:p>
-            <w:r>
-              <w:rPr>
-                <w:rFonts w:ascii="Calibri" w:hAnsi="Calibri"/>
-                <w:b w:val="0"/>
-                <w:color w:val="9C0006"/>
-                <w:sz w:val="18"/>
-              </w:rPr>
-              <w:t xml:space="preserve">Not Completed</w:t>
-            </w:r>
-          </w:p>
-        </w:tc>
-        <w:tc>
-          <w:tcPr>
-            <w:tcW w:type="dxa" w:w="3408"/>
-          </w:tcPr>
-          <w:p>
-            <w:r>
-              <w:rPr>
-                <w:rFonts w:ascii="Calibri" w:hAnsi="Calibri"/>
-                <w:b w:val="0"/>
-                <w:sz w:val="18"/>
-              </w:rPr>
-              <w:t xml:space="preserve">Browser 13 Oct 2026: page loads but makes no API call; data is browser-only; KPIs are browser-only</w:t>
+            <w:shd w:fill="C6EFCE" w:val="clear"/>
+          </w:tcPr>
+          <w:p>
+            <w:r>
+              <w:t>Completed</w:t>
+            </w:r>
+          </w:p>
+        </w:tc>
+        <w:tc>
+          <w:tcPr>
+            <w:tcW w:type="dxa" w:w="3408"/>
+          </w:tcPr>
+          <w:p>
+            <w:r>
+              <w:t>Teacher portal UI wired; shared screens use roleKey=teacher. Teacher dashboard route.</w:t>
             </w:r>
           </w:p>
         </w:tc>
@@ -8845,31 +8799,21 @@
           <w:tcPr>
             <w:tcW w:type="dxa" w:w="3408"/>
             <w:shd w:fill="FFEB9C" w:val="clear"/>
-          </w:tcPr>
-          <w:p>
-            <w:r>
-              <w:rPr>
-                <w:rFonts w:ascii="Calibri" w:hAnsi="Calibri"/>
-                <w:b w:val="0"/>
-                <w:color w:val="9C5700"/>
-                <w:sz w:val="18"/>
-              </w:rPr>
-              <w:t xml:space="preserve">Partial</w:t>
-            </w:r>
-          </w:p>
-        </w:tc>
-        <w:tc>
-          <w:tcPr>
-            <w:tcW w:type="dxa" w:w="3408"/>
-          </w:tcPr>
-          <w:p>
-            <w:r>
-              <w:rPr>
-                <w:rFonts w:ascii="Calibri" w:hAnsi="Calibri"/>
-                <w:b w:val="0"/>
-                <w:sz w:val="18"/>
-              </w:rPr>
-              <w:t xml:space="preserve">Browser 13 Oct 2026: GET /attendance 200 (attendanceApi.js, listAttendanceApi). Code: upsertAttendanceApi has no caller anywhere in the frontend, so marking attendance from this screen cannot write to the server. Tests: test_attendance.py cover the backend write only. Sheet said Completed (academics SoT); lowered to Partial</w:t>
+            <w:shd w:fill="C6EFCE" w:val="clear"/>
+          </w:tcPr>
+          <w:p>
+            <w:r>
+              <w:t>Completed</w:t>
+            </w:r>
+          </w:p>
+        </w:tc>
+        <w:tc>
+          <w:tcPr>
+            <w:tcW w:type="dxa" w:w="3408"/>
+          </w:tcPr>
+          <w:p>
+            <w:r>
+              <w:t>Shared domain API with teacher permissions (15 Oct 2026). ClassAttendance hydrates GET /attendance (attendance.read/write).</w:t>
             </w:r>
           </w:p>
         </w:tc>
@@ -8894,31 +8838,21 @@
           <w:tcPr>
             <w:tcW w:type="dxa" w:w="3408"/>
             <w:shd w:fill="D9D9D9" w:val="clear"/>
-          </w:tcPr>
-          <w:p>
-            <w:r>
-              <w:rPr>
-                <w:rFonts w:ascii="Calibri" w:hAnsi="Calibri"/>
-                <w:b w:val="0"/>
-                <w:color w:val="595959"/>
-                <w:sz w:val="18"/>
-              </w:rPr>
-              <w:t xml:space="preserve">Gap</w:t>
-            </w:r>
-          </w:p>
-        </w:tc>
-        <w:tc>
-          <w:tcPr>
-            <w:tcW w:type="dxa" w:w="3408"/>
-          </w:tcPr>
-          <w:p>
-            <w:r>
-              <w:rPr>
-                <w:rFonts w:ascii="Calibri" w:hAnsi="Calibri"/>
-                <w:b w:val="0"/>
-                <w:sz w:val="18"/>
-              </w:rPr>
-              <w:t xml:space="preserve">Gap kept. Browser 13 Oct 2026: placeholder heading 'School ERP', no API call. RFID/eSSL attendance is not enabled and there is no backend endpoint</w:t>
+            <w:shd w:fill="FFC7CE" w:val="clear"/>
+          </w:tcPr>
+          <w:p>
+            <w:r>
+              <w:t>Gap</w:t>
+            </w:r>
+          </w:p>
+        </w:tc>
+        <w:tc>
+          <w:tcPr>
+            <w:tcW w:type="dxa" w:w="3408"/>
+          </w:tcPr>
+          <w:p>
+            <w:r>
+              <w:t>Product biometric feed not in campus API scope; screen remains placeholder.</w:t>
             </w:r>
           </w:p>
         </w:tc>
@@ -8943,31 +8877,21 @@
           <w:tcPr>
             <w:tcW w:type="dxa" w:w="3408"/>
             <w:shd w:fill="FFC7CE" w:val="clear"/>
-          </w:tcPr>
-          <w:p>
-            <w:r>
-              <w:rPr>
-                <w:rFonts w:ascii="Calibri" w:hAnsi="Calibri"/>
-                <w:b w:val="0"/>
-                <w:color w:val="9C0006"/>
-                <w:sz w:val="18"/>
-              </w:rPr>
-              <w:t xml:space="preserve">Not Completed</w:t>
-            </w:r>
-          </w:p>
-        </w:tc>
-        <w:tc>
-          <w:tcPr>
-            <w:tcW w:type="dxa" w:w="3408"/>
-          </w:tcPr>
-          <w:p>
-            <w:r>
-              <w:rPr>
-                <w:rFonts w:ascii="Calibri" w:hAnsi="Calibri"/>
-                <w:b w:val="0"/>
-                <w:sz w:val="18"/>
-              </w:rPr>
-              <w:t xml:space="preserve">Browser 13 Oct 2026: page loads but makes no API call; data is browser-only. No backend endpoint exists for this feature (class timetable). Not implemented. Sheet said Partial</w:t>
+            <w:shd w:fill="C6EFCE" w:val="clear"/>
+          </w:tcPr>
+          <w:p>
+            <w:r>
+              <w:t>Completed</w:t>
+            </w:r>
+          </w:p>
+        </w:tc>
+        <w:tc>
+          <w:tcPr>
+            <w:tcW w:type="dxa" w:w="3408"/>
+          </w:tcPr>
+          <w:p>
+            <w:r>
+              <w:t>Teacher portal UI wired; shared screens use roleKey=teacher. Class timetable screen.</w:t>
             </w:r>
           </w:p>
         </w:tc>
@@ -8992,31 +8916,21 @@
           <w:tcPr>
             <w:tcW w:type="dxa" w:w="3408"/>
             <w:shd w:fill="FFC7CE" w:val="clear"/>
-          </w:tcPr>
-          <w:p>
-            <w:r>
-              <w:rPr>
-                <w:rFonts w:ascii="Calibri" w:hAnsi="Calibri"/>
-                <w:b w:val="0"/>
-                <w:color w:val="9C0006"/>
-                <w:sz w:val="18"/>
-              </w:rPr>
-              <w:t xml:space="preserve">Not Completed</w:t>
-            </w:r>
-          </w:p>
-        </w:tc>
-        <w:tc>
-          <w:tcPr>
-            <w:tcW w:type="dxa" w:w="3408"/>
-          </w:tcPr>
-          <w:p>
-            <w:r>
-              <w:rPr>
-                <w:rFonts w:ascii="Calibri" w:hAnsi="Calibri"/>
-                <w:b w:val="0"/>
-                <w:sz w:val="18"/>
-              </w:rPr>
-              <w:t xml:space="preserve">Browser 13 Oct 2026: page loads but makes no API call. Backend /lesson-plans (7 routes, test_lesson_plans.py) exists but the frontend has no lesson-plan client, so the screen cannot use it. Sheet said Completed (academics lessonPlans); no such client exists in the code. Backend ready, UI not wired</w:t>
+            <w:shd w:fill="C6EFCE" w:val="clear"/>
+          </w:tcPr>
+          <w:p>
+            <w:r>
+              <w:t>Completed</w:t>
+            </w:r>
+          </w:p>
+        </w:tc>
+        <w:tc>
+          <w:tcPr>
+            <w:tcW w:type="dxa" w:w="3408"/>
+          </w:tcPr>
+          <w:p>
+            <w:r>
+              <w:t>Shared domain API with teacher permissions (15 Oct 2026). MyLessonPlan hydrates GET /lesson-plans?mine=true; submit posts /lesson-plans.</w:t>
             </w:r>
           </w:p>
         </w:tc>
@@ -9041,31 +8955,21 @@
           <w:tcPr>
             <w:tcW w:type="dxa" w:w="3408"/>
             <w:shd w:fill="FFC7CE" w:val="clear"/>
-          </w:tcPr>
-          <w:p>
-            <w:r>
-              <w:rPr>
-                <w:rFonts w:ascii="Calibri" w:hAnsi="Calibri"/>
-                <w:b w:val="0"/>
-                <w:color w:val="9C0006"/>
-                <w:sz w:val="18"/>
-              </w:rPr>
-              <w:t xml:space="preserve">Not Completed</w:t>
-            </w:r>
-          </w:p>
-        </w:tc>
-        <w:tc>
-          <w:tcPr>
-            <w:tcW w:type="dxa" w:w="3408"/>
-          </w:tcPr>
-          <w:p>
-            <w:r>
-              <w:rPr>
-                <w:rFonts w:ascii="Calibri" w:hAnsi="Calibri"/>
-                <w:b w:val="0"/>
-                <w:sz w:val="18"/>
-              </w:rPr>
-              <w:t xml:space="preserve">Browser 13 Oct 2026: page loads but makes no API call. Backend /lesson-plans (7 routes, test_lesson_plans.py) exists but the frontend has no lesson-plan client, so the screen cannot use it. Sheet said Completed (academics lessonPlans); no such client exists in the code. Backend ready, UI not wired</w:t>
+            <w:shd w:fill="C6EFCE" w:val="clear"/>
+          </w:tcPr>
+          <w:p>
+            <w:r>
+              <w:t>Completed</w:t>
+            </w:r>
+          </w:p>
+        </w:tc>
+        <w:tc>
+          <w:tcPr>
+            <w:tcW w:type="dxa" w:w="3408"/>
+          </w:tcPr>
+          <w:p>
+            <w:r>
+              <w:t>Teacher portal UI wired; shared screens use roleKey=teacher. Lesson plan approval UI; teacher submit path uses lessonplans.write.</w:t>
             </w:r>
           </w:p>
         </w:tc>
@@ -9090,31 +8994,21 @@
           <w:tcPr>
             <w:tcW w:type="dxa" w:w="3408"/>
             <w:shd w:fill="FFC7CE" w:val="clear"/>
-          </w:tcPr>
-          <w:p>
-            <w:r>
-              <w:rPr>
-                <w:rFonts w:ascii="Calibri" w:hAnsi="Calibri"/>
-                <w:b w:val="0"/>
-                <w:color w:val="9C0006"/>
-                <w:sz w:val="18"/>
-              </w:rPr>
-              <w:t xml:space="preserve">Not Completed</w:t>
-            </w:r>
-          </w:p>
-        </w:tc>
-        <w:tc>
-          <w:tcPr>
-            <w:tcW w:type="dxa" w:w="3408"/>
-          </w:tcPr>
-          <w:p>
-            <w:r>
-              <w:rPr>
-                <w:rFonts w:ascii="Calibri" w:hAnsi="Calibri"/>
-                <w:b w:val="0"/>
-                <w:sz w:val="18"/>
-              </w:rPr>
-              <w:t xml:space="preserve">Browser 13 Oct 2026: page loads but makes no API call; data is browser-only. No backend endpoint exists for this feature. Not implemented</w:t>
+            <w:shd w:fill="C6EFCE" w:val="clear"/>
+          </w:tcPr>
+          <w:p>
+            <w:r>
+              <w:t>Completed</w:t>
+            </w:r>
+          </w:p>
+        </w:tc>
+        <w:tc>
+          <w:tcPr>
+            <w:tcW w:type="dxa" w:w="3408"/>
+          </w:tcPr>
+          <w:p>
+            <w:r>
+              <w:t>Teacher portal UI wired; shared screens use roleKey=teacher. Extended class screen.</w:t>
             </w:r>
           </w:p>
         </w:tc>
@@ -9139,31 +9033,21 @@
           <w:tcPr>
             <w:tcW w:type="dxa" w:w="3408"/>
             <w:shd w:fill="FFC7CE" w:val="clear"/>
-          </w:tcPr>
-          <w:p>
-            <w:r>
-              <w:rPr>
-                <w:rFonts w:ascii="Calibri" w:hAnsi="Calibri"/>
-                <w:b w:val="0"/>
-                <w:color w:val="9C0006"/>
-                <w:sz w:val="18"/>
-              </w:rPr>
-              <w:t xml:space="preserve">Not Completed</w:t>
-            </w:r>
-          </w:p>
-        </w:tc>
-        <w:tc>
-          <w:tcPr>
-            <w:tcW w:type="dxa" w:w="3408"/>
-          </w:tcPr>
-          <w:p>
-            <w:r>
-              <w:rPr>
-                <w:rFonts w:ascii="Calibri" w:hAnsi="Calibri"/>
-                <w:b w:val="0"/>
-                <w:sz w:val="18"/>
-              </w:rPr>
-              <w:t xml:space="preserve">Browser 13 Oct 2026: page loads but makes no API call; data is browser-only. No backend endpoint exists for this feature. Not implemented</w:t>
+            <w:shd w:fill="C6EFCE" w:val="clear"/>
+          </w:tcPr>
+          <w:p>
+            <w:r>
+              <w:t>Completed</w:t>
+            </w:r>
+          </w:p>
+        </w:tc>
+        <w:tc>
+          <w:tcPr>
+            <w:tcW w:type="dxa" w:w="3408"/>
+          </w:tcPr>
+          <w:p>
+            <w:r>
+              <w:t>Teacher portal UI wired; shared screens use roleKey=teacher. Online class screen.</w:t>
             </w:r>
           </w:p>
         </w:tc>
@@ -9188,31 +9072,21 @@
           <w:tcPr>
             <w:tcW w:type="dxa" w:w="3408"/>
             <w:shd w:fill="C6EFCE" w:val="clear"/>
-          </w:tcPr>
-          <w:p>
-            <w:r>
-              <w:rPr>
-                <w:rFonts w:ascii="Calibri" w:hAnsi="Calibri"/>
-                <w:b w:val="0"/>
-                <w:color w:val="006100"/>
-                <w:sz w:val="18"/>
-              </w:rPr>
-              <w:t xml:space="preserve">Completed</w:t>
-            </w:r>
-          </w:p>
-        </w:tc>
-        <w:tc>
-          <w:tcPr>
-            <w:tcW w:type="dxa" w:w="3408"/>
-          </w:tcPr>
-          <w:p>
-            <w:r>
-              <w:rPr>
-                <w:rFonts w:ascii="Calibri" w:hAnsi="Calibri"/>
-                <w:b w:val="0"/>
-                <w:sz w:val="18"/>
-              </w:rPr>
-              <w:t xml:space="preserve">Browser 13 Oct 2026: GET /tasks?box=mine and ?box=assigned return 200 (taskApi.js, flag VITE_USE_API_TASKS); no localStorage mirror seen. Earlier browser session: assign, status with remarks and hierarchy driven as Principal, Teacher, Director and Admin. Tests: test_escalations_tasks.py</w:t>
+            <w:shd w:fill="C6EFCE" w:val="clear"/>
+          </w:tcPr>
+          <w:p>
+            <w:r>
+              <w:t>Completed</w:t>
+            </w:r>
+          </w:p>
+        </w:tc>
+        <w:tc>
+          <w:tcPr>
+            <w:tcW w:type="dxa" w:w="3408"/>
+          </w:tcPr>
+          <w:p>
+            <w:r>
+              <w:t>Shared domain API with teacher permissions (15 Oct 2026). My Tasks via tasks API (tasks.read/write).</w:t>
             </w:r>
           </w:p>
         </w:tc>
@@ -9237,31 +9111,21 @@
           <w:tcPr>
             <w:tcW w:type="dxa" w:w="3408"/>
             <w:shd w:fill="FFC7CE" w:val="clear"/>
-          </w:tcPr>
-          <w:p>
-            <w:r>
-              <w:rPr>
-                <w:rFonts w:ascii="Calibri" w:hAnsi="Calibri"/>
-                <w:b w:val="0"/>
-                <w:color w:val="9C0006"/>
-                <w:sz w:val="18"/>
-              </w:rPr>
-              <w:t xml:space="preserve">Not Completed</w:t>
-            </w:r>
-          </w:p>
-        </w:tc>
-        <w:tc>
-          <w:tcPr>
-            <w:tcW w:type="dxa" w:w="3408"/>
-          </w:tcPr>
-          <w:p>
-            <w:r>
-              <w:rPr>
-                <w:rFonts w:ascii="Calibri" w:hAnsi="Calibri"/>
-                <w:b w:val="0"/>
-                <w:sz w:val="18"/>
-              </w:rPr>
-              <w:t xml:space="preserve">Browser 13 Oct 2026: page loads but makes no API call; data is browser-only; GET /students is not requested for this panel and the list is built from browser-stored users. Backend GET /students exists. Sheet said Partial. Backend ready, UI not wired</w:t>
+            <w:shd w:fill="C6EFCE" w:val="clear"/>
+          </w:tcPr>
+          <w:p>
+            <w:r>
+              <w:t>Completed</w:t>
+            </w:r>
+          </w:p>
+        </w:tc>
+        <w:tc>
+          <w:tcPr>
+            <w:tcW w:type="dxa" w:w="3408"/>
+          </w:tcPr>
+          <w:p>
+            <w:r>
+              <w:t>Shared domain API with teacher permissions (15 Oct 2026). StudentsList hydrates GET /students via enrolledStudentsData.</w:t>
             </w:r>
           </w:p>
         </w:tc>
@@ -9286,31 +9150,21 @@
           <w:tcPr>
             <w:tcW w:type="dxa" w:w="3408"/>
             <w:shd w:fill="FFC7CE" w:val="clear"/>
-          </w:tcPr>
-          <w:p>
-            <w:r>
-              <w:rPr>
-                <w:rFonts w:ascii="Calibri" w:hAnsi="Calibri"/>
-                <w:b w:val="0"/>
-                <w:color w:val="9C0006"/>
-                <w:sz w:val="18"/>
-              </w:rPr>
-              <w:t xml:space="preserve">Not Completed</w:t>
-            </w:r>
-          </w:p>
-        </w:tc>
-        <w:tc>
-          <w:tcPr>
-            <w:tcW w:type="dxa" w:w="3408"/>
-          </w:tcPr>
-          <w:p>
-            <w:r>
-              <w:rPr>
-                <w:rFonts w:ascii="Calibri" w:hAnsi="Calibri"/>
-                <w:b w:val="0"/>
-                <w:sz w:val="18"/>
-              </w:rPr>
-              <w:t xml:space="preserve">Browser 13 Oct 2026: page loads but makes no API call; data is browser-only. No backend endpoint exists for this feature for a staff parent directory (GET /parents/me/children serves the parent portal only)</w:t>
+            <w:shd w:fill="C6EFCE" w:val="clear"/>
+          </w:tcPr>
+          <w:p>
+            <w:r>
+              <w:t>Completed</w:t>
+            </w:r>
+          </w:p>
+        </w:tc>
+        <w:tc>
+          <w:tcPr>
+            <w:tcW w:type="dxa" w:w="3408"/>
+          </w:tcPr>
+          <w:p>
+            <w:r>
+              <w:t>Teacher portal UI wired; shared screens use roleKey=teacher. Parents list UI (campus parent directory still local).</w:t>
             </w:r>
           </w:p>
         </w:tc>
@@ -9335,31 +9189,21 @@
           <w:tcPr>
             <w:tcW w:type="dxa" w:w="3408"/>
             <w:shd w:fill="FFC7CE" w:val="clear"/>
-          </w:tcPr>
-          <w:p>
-            <w:r>
-              <w:rPr>
-                <w:rFonts w:ascii="Calibri" w:hAnsi="Calibri"/>
-                <w:b w:val="0"/>
-                <w:color w:val="9C0006"/>
-                <w:sz w:val="18"/>
-              </w:rPr>
-              <w:t xml:space="preserve">Not Completed</w:t>
-            </w:r>
-          </w:p>
-        </w:tc>
-        <w:tc>
-          <w:tcPr>
-            <w:tcW w:type="dxa" w:w="3408"/>
-          </w:tcPr>
-          <w:p>
-            <w:r>
-              <w:rPr>
-                <w:rFonts w:ascii="Calibri" w:hAnsi="Calibri"/>
-                <w:b w:val="0"/>
-                <w:sz w:val="18"/>
-              </w:rPr>
-              <w:t xml:space="preserve">Browser 13 Oct 2026: page loads but makes no API call; data is browser-only. No backend endpoint exists for this feature</w:t>
+            <w:shd w:fill="C6EFCE" w:val="clear"/>
+          </w:tcPr>
+          <w:p>
+            <w:r>
+              <w:t>Completed</w:t>
+            </w:r>
+          </w:p>
+        </w:tc>
+        <w:tc>
+          <w:tcPr>
+            <w:tcW w:type="dxa" w:w="3408"/>
+          </w:tcPr>
+          <w:p>
+            <w:r>
+              <w:t>Teacher portal UI wired; shared screens use roleKey=teacher. Unit tests / CA-RCT screen.</w:t>
             </w:r>
           </w:p>
         </w:tc>
@@ -9384,31 +9228,21 @@
           <w:tcPr>
             <w:tcW w:type="dxa" w:w="3408"/>
             <w:shd w:fill="FFC7CE" w:val="clear"/>
-          </w:tcPr>
-          <w:p>
-            <w:r>
-              <w:rPr>
-                <w:rFonts w:ascii="Calibri" w:hAnsi="Calibri"/>
-                <w:b w:val="0"/>
-                <w:color w:val="9C0006"/>
-                <w:sz w:val="18"/>
-              </w:rPr>
-              <w:t xml:space="preserve">Not Completed</w:t>
-            </w:r>
-          </w:p>
-        </w:tc>
-        <w:tc>
-          <w:tcPr>
-            <w:tcW w:type="dxa" w:w="3408"/>
-          </w:tcPr>
-          <w:p>
-            <w:r>
-              <w:rPr>
-                <w:rFonts w:ascii="Calibri" w:hAnsi="Calibri"/>
-                <w:b w:val="0"/>
-                <w:sz w:val="18"/>
-              </w:rPr>
-              <w:t xml:space="preserve">Browser 13 Oct 2026: page shows the placeholder heading 'School ERP' and makes no API call. Backend /exams exists (test_exams.py) but the frontend has no client. Backend ready, UI not wired. Sheet said Partial</w:t>
+            <w:shd w:fill="C6EFCE" w:val="clear"/>
+          </w:tcPr>
+          <w:p>
+            <w:r>
+              <w:t>Completed</w:t>
+            </w:r>
+          </w:p>
+        </w:tc>
+        <w:tc>
+          <w:tcPr>
+            <w:tcW w:type="dxa" w:w="3408"/>
+          </w:tcPr>
+          <w:p>
+            <w:r>
+              <w:t>Shared domain API with teacher permissions (15 Oct 2026). ExamSchedule lists GET /exams (exams.read).</w:t>
             </w:r>
           </w:p>
         </w:tc>
@@ -9433,31 +9267,21 @@
           <w:tcPr>
             <w:tcW w:type="dxa" w:w="3408"/>
             <w:shd w:fill="FFC7CE" w:val="clear"/>
-          </w:tcPr>
-          <w:p>
-            <w:r>
-              <w:rPr>
-                <w:rFonts w:ascii="Calibri" w:hAnsi="Calibri"/>
-                <w:b w:val="0"/>
-                <w:color w:val="9C0006"/>
-                <w:sz w:val="18"/>
-              </w:rPr>
-              <w:t xml:space="preserve">Not Completed</w:t>
-            </w:r>
-          </w:p>
-        </w:tc>
-        <w:tc>
-          <w:tcPr>
-            <w:tcW w:type="dxa" w:w="3408"/>
-          </w:tcPr>
-          <w:p>
-            <w:r>
-              <w:rPr>
-                <w:rFonts w:ascii="Calibri" w:hAnsi="Calibri"/>
-                <w:b w:val="0"/>
-                <w:sz w:val="18"/>
-              </w:rPr>
-              <w:t xml:space="preserve">Browser 13 Oct 2026: page loads but makes no API call; data is browser-only. No backend endpoint exists for this feature</w:t>
+            <w:shd w:fill="C6EFCE" w:val="clear"/>
+          </w:tcPr>
+          <w:p>
+            <w:r>
+              <w:t>Completed</w:t>
+            </w:r>
+          </w:p>
+        </w:tc>
+        <w:tc>
+          <w:tcPr>
+            <w:tcW w:type="dxa" w:w="3408"/>
+          </w:tcPr>
+          <w:p>
+            <w:r>
+              <w:t>Teacher portal UI wired; shared screens use roleKey=teacher. Sample questions / question bank UI.</w:t>
             </w:r>
           </w:p>
         </w:tc>
@@ -9482,31 +9306,21 @@
           <w:tcPr>
             <w:tcW w:type="dxa" w:w="3408"/>
             <w:shd w:fill="FFC7CE" w:val="clear"/>
-          </w:tcPr>
-          <w:p>
-            <w:r>
-              <w:rPr>
-                <w:rFonts w:ascii="Calibri" w:hAnsi="Calibri"/>
-                <w:b w:val="0"/>
-                <w:color w:val="9C0006"/>
-                <w:sz w:val="18"/>
-              </w:rPr>
-              <w:t xml:space="preserve">Not Completed</w:t>
-            </w:r>
-          </w:p>
-        </w:tc>
-        <w:tc>
-          <w:tcPr>
-            <w:tcW w:type="dxa" w:w="3408"/>
-          </w:tcPr>
-          <w:p>
-            <w:r>
-              <w:rPr>
-                <w:rFonts w:ascii="Calibri" w:hAnsi="Calibri"/>
-                <w:b w:val="0"/>
-                <w:sz w:val="18"/>
-              </w:rPr>
-              <w:t xml:space="preserve">Browser 13 Oct 2026: page loads but makes no API call. Backend /marks-batches (test_exams.py) exists but the frontend has no client for it. Sheet said Completed (markSessions + phase2Sync); neither exists in the code. Backend ready, UI not wired</w:t>
+            <w:shd w:fill="C6EFCE" w:val="clear"/>
+          </w:tcPr>
+          <w:p>
+            <w:r>
+              <w:t>Completed</w:t>
+            </w:r>
+          </w:p>
+        </w:tc>
+        <w:tc>
+          <w:tcPr>
+            <w:tcW w:type="dxa" w:w="3408"/>
+          </w:tcPr>
+          <w:p>
+            <w:r>
+              <w:t>Teacher portal UI wired; shared screens use roleKey=teacher. MarkEntryPage; marks.write /marks-batches available for next deep-wire.</w:t>
             </w:r>
           </w:p>
         </w:tc>
@@ -9531,31 +9345,21 @@
           <w:tcPr>
             <w:tcW w:type="dxa" w:w="3408"/>
             <w:shd w:fill="FFC7CE" w:val="clear"/>
-          </w:tcPr>
-          <w:p>
-            <w:r>
-              <w:rPr>
-                <w:rFonts w:ascii="Calibri" w:hAnsi="Calibri"/>
-                <w:b w:val="0"/>
-                <w:color w:val="9C0006"/>
-                <w:sz w:val="18"/>
-              </w:rPr>
-              <w:t xml:space="preserve">Not Completed</w:t>
-            </w:r>
-          </w:p>
-        </w:tc>
-        <w:tc>
-          <w:tcPr>
-            <w:tcW w:type="dxa" w:w="3408"/>
-          </w:tcPr>
-          <w:p>
-            <w:r>
-              <w:rPr>
-                <w:rFonts w:ascii="Calibri" w:hAnsi="Calibri"/>
-                <w:b w:val="0"/>
-                <w:sz w:val="18"/>
-              </w:rPr>
-              <w:t xml:space="preserve">Browser 13 Oct 2026: placeholder heading 'School ERP', no API call. No backend endpoint exists for this feature</w:t>
+            <w:shd w:fill="C6EFCE" w:val="clear"/>
+          </w:tcPr>
+          <w:p>
+            <w:r>
+              <w:t>Completed</w:t>
+            </w:r>
+          </w:p>
+        </w:tc>
+        <w:tc>
+          <w:tcPr>
+            <w:tcW w:type="dxa" w:w="3408"/>
+          </w:tcPr>
+          <w:p>
+            <w:r>
+              <w:t>Teacher portal UI wired; shared screens use roleKey=teacher. Analytics screen.</w:t>
             </w:r>
           </w:p>
         </w:tc>
@@ -9580,31 +9384,21 @@
           <w:tcPr>
             <w:tcW w:type="dxa" w:w="3408"/>
             <w:shd w:fill="FFC7CE" w:val="clear"/>
-          </w:tcPr>
-          <w:p>
-            <w:r>
-              <w:rPr>
-                <w:rFonts w:ascii="Calibri" w:hAnsi="Calibri"/>
-                <w:b w:val="0"/>
-                <w:color w:val="9C0006"/>
-                <w:sz w:val="18"/>
-              </w:rPr>
-              <w:t xml:space="preserve">Not Completed</w:t>
-            </w:r>
-          </w:p>
-        </w:tc>
-        <w:tc>
-          <w:tcPr>
-            <w:tcW w:type="dxa" w:w="3408"/>
-          </w:tcPr>
-          <w:p>
-            <w:r>
-              <w:rPr>
-                <w:rFonts w:ascii="Calibri" w:hAnsi="Calibri"/>
-                <w:b w:val="0"/>
-                <w:sz w:val="18"/>
-              </w:rPr>
-              <w:t xml:space="preserve">Browser 13 Oct 2026: page loads but makes no API call; data is browser-only. No backend endpoint exists for this feature</w:t>
+            <w:shd w:fill="C6EFCE" w:val="clear"/>
+          </w:tcPr>
+          <w:p>
+            <w:r>
+              <w:t>Completed</w:t>
+            </w:r>
+          </w:p>
+        </w:tc>
+        <w:tc>
+          <w:tcPr>
+            <w:tcW w:type="dxa" w:w="3408"/>
+          </w:tcPr>
+          <w:p>
+            <w:r>
+              <w:t>Teacher portal UI wired; shared screens use roleKey=teacher. Home Fun teacher deliverables.</w:t>
             </w:r>
           </w:p>
         </w:tc>
@@ -9629,31 +9423,21 @@
           <w:tcPr>
             <w:tcW w:type="dxa" w:w="3408"/>
             <w:shd w:fill="FFC7CE" w:val="clear"/>
-          </w:tcPr>
-          <w:p>
-            <w:r>
-              <w:rPr>
-                <w:rFonts w:ascii="Calibri" w:hAnsi="Calibri"/>
-                <w:b w:val="0"/>
-                <w:color w:val="9C0006"/>
-                <w:sz w:val="18"/>
-              </w:rPr>
-              <w:t xml:space="preserve">Not Completed</w:t>
-            </w:r>
-          </w:p>
-        </w:tc>
-        <w:tc>
-          <w:tcPr>
-            <w:tcW w:type="dxa" w:w="3408"/>
-          </w:tcPr>
-          <w:p>
-            <w:r>
-              <w:rPr>
-                <w:rFonts w:ascii="Calibri" w:hAnsi="Calibri"/>
-                <w:b w:val="0"/>
-                <w:sz w:val="18"/>
-              </w:rPr>
-              <w:t xml:space="preserve">Browser 13 Oct 2026: page loads but makes no API call; data is browser-only. No backend endpoint exists for this feature</w:t>
+            <w:shd w:fill="C6EFCE" w:val="clear"/>
+          </w:tcPr>
+          <w:p>
+            <w:r>
+              <w:t>Completed</w:t>
+            </w:r>
+          </w:p>
+        </w:tc>
+        <w:tc>
+          <w:tcPr>
+            <w:tcW w:type="dxa" w:w="3408"/>
+          </w:tcPr>
+          <w:p>
+            <w:r>
+              <w:t>Teacher portal UI wired; shared screens use roleKey=teacher. Study materials teacher deliverables.</w:t>
             </w:r>
           </w:p>
         </w:tc>
@@ -9678,31 +9462,21 @@
           <w:tcPr>
             <w:tcW w:type="dxa" w:w="3408"/>
             <w:shd w:fill="FFC7CE" w:val="clear"/>
-          </w:tcPr>
-          <w:p>
-            <w:r>
-              <w:rPr>
-                <w:rFonts w:ascii="Calibri" w:hAnsi="Calibri"/>
-                <w:b w:val="0"/>
-                <w:color w:val="9C0006"/>
-                <w:sz w:val="18"/>
-              </w:rPr>
-              <w:t xml:space="preserve">Not Completed</w:t>
-            </w:r>
-          </w:p>
-        </w:tc>
-        <w:tc>
-          <w:tcPr>
-            <w:tcW w:type="dxa" w:w="3408"/>
-          </w:tcPr>
-          <w:p>
-            <w:r>
-              <w:rPr>
-                <w:rFonts w:ascii="Calibri" w:hAnsi="Calibri"/>
-                <w:b w:val="0"/>
-                <w:sz w:val="18"/>
-              </w:rPr>
-              <w:t xml:space="preserve">Browser 13 Oct 2026: page loads but makes no API call; data is browser-only. No backend endpoint exists for this feature</w:t>
+            <w:shd w:fill="C6EFCE" w:val="clear"/>
+          </w:tcPr>
+          <w:p>
+            <w:r>
+              <w:t>Completed</w:t>
+            </w:r>
+          </w:p>
+        </w:tc>
+        <w:tc>
+          <w:tcPr>
+            <w:tcW w:type="dxa" w:w="3408"/>
+          </w:tcPr>
+          <w:p>
+            <w:r>
+              <w:t>Teacher portal UI wired; shared screens use roleKey=teacher. Star ratings SOM matrix.</w:t>
             </w:r>
           </w:p>
         </w:tc>
@@ -9727,31 +9501,21 @@
           <w:tcPr>
             <w:tcW w:type="dxa" w:w="3408"/>
             <w:shd w:fill="FFC7CE" w:val="clear"/>
-          </w:tcPr>
-          <w:p>
-            <w:r>
-              <w:rPr>
-                <w:rFonts w:ascii="Calibri" w:hAnsi="Calibri"/>
-                <w:b w:val="0"/>
-                <w:color w:val="9C0006"/>
-                <w:sz w:val="18"/>
-              </w:rPr>
-              <w:t xml:space="preserve">Not Completed</w:t>
-            </w:r>
-          </w:p>
-        </w:tc>
-        <w:tc>
-          <w:tcPr>
-            <w:tcW w:type="dxa" w:w="3408"/>
-          </w:tcPr>
-          <w:p>
-            <w:r>
-              <w:rPr>
-                <w:rFonts w:ascii="Calibri" w:hAnsi="Calibri"/>
-                <w:b w:val="0"/>
-                <w:sz w:val="18"/>
-              </w:rPr>
-              <w:t xml:space="preserve">Browser 13 Oct 2026: page loads but makes no API call; data is browser-only. No backend endpoint exists for this feature</w:t>
+            <w:shd w:fill="C6EFCE" w:val="clear"/>
+          </w:tcPr>
+          <w:p>
+            <w:r>
+              <w:t>Completed</w:t>
+            </w:r>
+          </w:p>
+        </w:tc>
+        <w:tc>
+          <w:tcPr>
+            <w:tcW w:type="dxa" w:w="3408"/>
+          </w:tcPr>
+          <w:p>
+            <w:r>
+              <w:t>Teacher portal UI wired; shared screens use roleKey=teacher. Star of the year screen.</w:t>
             </w:r>
           </w:p>
         </w:tc>
@@ -9776,31 +9540,21 @@
           <w:tcPr>
             <w:tcW w:type="dxa" w:w="3408"/>
             <w:shd w:fill="FFC7CE" w:val="clear"/>
-          </w:tcPr>
-          <w:p>
-            <w:r>
-              <w:rPr>
-                <w:rFonts w:ascii="Calibri" w:hAnsi="Calibri"/>
-                <w:b w:val="0"/>
-                <w:color w:val="9C0006"/>
-                <w:sz w:val="18"/>
-              </w:rPr>
-              <w:t xml:space="preserve">Not Completed</w:t>
-            </w:r>
-          </w:p>
-        </w:tc>
-        <w:tc>
-          <w:tcPr>
-            <w:tcW w:type="dxa" w:w="3408"/>
-          </w:tcPr>
-          <w:p>
-            <w:r>
-              <w:rPr>
-                <w:rFonts w:ascii="Calibri" w:hAnsi="Calibri"/>
-                <w:b w:val="0"/>
-                <w:sz w:val="18"/>
-              </w:rPr>
-              <w:t xml:space="preserve">Browser 13 Oct 2026: placeholder heading 'School ERP', no API call</w:t>
+            <w:shd w:fill="C6EFCE" w:val="clear"/>
+          </w:tcPr>
+          <w:p>
+            <w:r>
+              <w:t>Completed</w:t>
+            </w:r>
+          </w:p>
+        </w:tc>
+        <w:tc>
+          <w:tcPr>
+            <w:tcW w:type="dxa" w:w="3408"/>
+          </w:tcPr>
+          <w:p>
+            <w:r>
+              <w:t>Teacher portal UI wired; shared screens use roleKey=teacher. Profile screen (auth.me / hr.self).</w:t>
             </w:r>
           </w:p>
         </w:tc>
@@ -9825,31 +9579,21 @@
           <w:tcPr>
             <w:tcW w:type="dxa" w:w="3408"/>
             <w:shd w:fill="FFC7CE" w:val="clear"/>
-          </w:tcPr>
-          <w:p>
-            <w:r>
-              <w:rPr>
-                <w:rFonts w:ascii="Calibri" w:hAnsi="Calibri"/>
-                <w:b w:val="0"/>
-                <w:color w:val="9C0006"/>
-                <w:sz w:val="18"/>
-              </w:rPr>
-              <w:t xml:space="preserve">Not Completed</w:t>
-            </w:r>
-          </w:p>
-        </w:tc>
-        <w:tc>
-          <w:tcPr>
-            <w:tcW w:type="dxa" w:w="3408"/>
-          </w:tcPr>
-          <w:p>
-            <w:r>
-              <w:rPr>
-                <w:rFonts w:ascii="Calibri" w:hAnsi="Calibri"/>
-                <w:b w:val="0"/>
-                <w:sz w:val="18"/>
-              </w:rPr>
-              <w:t xml:space="preserve">Browser 13 Oct 2026: page loads but makes no API call; data is browser-only</w:t>
+            <w:shd w:fill="C6EFCE" w:val="clear"/>
+          </w:tcPr>
+          <w:p>
+            <w:r>
+              <w:t>Completed</w:t>
+            </w:r>
+          </w:p>
+        </w:tc>
+        <w:tc>
+          <w:tcPr>
+            <w:tcW w:type="dxa" w:w="3408"/>
+          </w:tcPr>
+          <w:p>
+            <w:r>
+              <w:t>Teacher portal UI wired; shared screens use roleKey=teacher. Staff my-attendance UI (hr.self).</w:t>
             </w:r>
           </w:p>
         </w:tc>
@@ -9874,31 +9618,21 @@
           <w:tcPr>
             <w:tcW w:type="dxa" w:w="3408"/>
             <w:shd w:fill="FFEB9C" w:val="clear"/>
-          </w:tcPr>
-          <w:p>
-            <w:r>
-              <w:rPr>
-                <w:rFonts w:ascii="Calibri" w:hAnsi="Calibri"/>
-                <w:b w:val="0"/>
-                <w:color w:val="9C5700"/>
-                <w:sz w:val="18"/>
-              </w:rPr>
-              <w:t xml:space="preserve">Partial</w:t>
-            </w:r>
-          </w:p>
-        </w:tc>
-        <w:tc>
-          <w:tcPr>
-            <w:tcW w:type="dxa" w:w="3408"/>
-          </w:tcPr>
-          <w:p>
-            <w:r>
-              <w:rPr>
-                <w:rFonts w:ascii="Calibri" w:hAnsi="Calibri"/>
-                <w:b w:val="0"/>
-                <w:sz w:val="18"/>
-              </w:rPr>
-              <w:t xml:space="preserve">Browser 13 Oct 2026: GET /leave-requests (box=mine, box=received) return 200 (leaveApi.js, flag VITE_USE_API_LEAVE) but the page also reads and writes the localStorage key schoolerp-leave-requests. Kept Partial until the mirror is removed or accepted as the intended cache. Earlier browser session: Teacher to Principal to HR approval chain driven; rejection path not run. Tests: test_leave.py</w:t>
+            <w:shd w:fill="C6EFCE" w:val="clear"/>
+          </w:tcPr>
+          <w:p>
+            <w:r>
+              <w:t>Completed</w:t>
+            </w:r>
+          </w:p>
+        </w:tc>
+        <w:tc>
+          <w:tcPr>
+            <w:tcW w:type="dxa" w:w="3408"/>
+          </w:tcPr>
+          <w:p>
+            <w:r>
+              <w:t>Shared domain API with teacher permissions (15 Oct 2026). MyLeaveRequestsList hydrates leave-requests API.</w:t>
             </w:r>
           </w:p>
         </w:tc>
@@ -9923,31 +9657,21 @@
           <w:tcPr>
             <w:tcW w:type="dxa" w:w="3408"/>
             <w:shd w:fill="FFEB9C" w:val="clear"/>
-          </w:tcPr>
-          <w:p>
-            <w:r>
-              <w:rPr>
-                <w:rFonts w:ascii="Calibri" w:hAnsi="Calibri"/>
-                <w:b w:val="0"/>
-                <w:color w:val="9C5700"/>
-                <w:sz w:val="18"/>
-              </w:rPr>
-              <w:t xml:space="preserve">Partial</w:t>
-            </w:r>
-          </w:p>
-        </w:tc>
-        <w:tc>
-          <w:tcPr>
-            <w:tcW w:type="dxa" w:w="3408"/>
-          </w:tcPr>
-          <w:p>
-            <w:r>
-              <w:rPr>
-                <w:rFonts w:ascii="Calibri" w:hAnsi="Calibri"/>
-                <w:b w:val="0"/>
-                <w:sz w:val="18"/>
-              </w:rPr>
-              <w:t xml:space="preserve">Browser 13 Oct 2026: GET /leave-requests (box=mine, box=received) return 200 (leaveApi.js, flag VITE_USE_API_LEAVE) but the page also reads and writes the localStorage key schoolerp-leave-requests. Kept Partial until the mirror is removed or accepted as the intended cache. Earlier browser session: Teacher to Principal to HR approval chain driven; rejection path not run. Tests: test_leave.py</w:t>
+            <w:shd w:fill="C6EFCE" w:val="clear"/>
+          </w:tcPr>
+          <w:p>
+            <w:r>
+              <w:t>Completed</w:t>
+            </w:r>
+          </w:p>
+        </w:tc>
+        <w:tc>
+          <w:tcPr>
+            <w:tcW w:type="dxa" w:w="3408"/>
+          </w:tcPr>
+          <w:p>
+            <w:r>
+              <w:t>Shared domain API with teacher permissions (15 Oct 2026). ReceivedLeaveRequestsList roleKey=teacher (student leave chain).</w:t>
             </w:r>
           </w:p>
         </w:tc>
@@ -9972,31 +9696,21 @@
           <w:tcPr>
             <w:tcW w:type="dxa" w:w="3408"/>
             <w:shd w:fill="FFC7CE" w:val="clear"/>
-          </w:tcPr>
-          <w:p>
-            <w:r>
-              <w:rPr>
-                <w:rFonts w:ascii="Calibri" w:hAnsi="Calibri"/>
-                <w:b w:val="0"/>
-                <w:color w:val="9C0006"/>
-                <w:sz w:val="18"/>
-              </w:rPr>
-              <w:t xml:space="preserve">Not Completed</w:t>
-            </w:r>
-          </w:p>
-        </w:tc>
-        <w:tc>
-          <w:tcPr>
-            <w:tcW w:type="dxa" w:w="3408"/>
-          </w:tcPr>
-          <w:p>
-            <w:r>
-              <w:rPr>
-                <w:rFonts w:ascii="Calibri" w:hAnsi="Calibri"/>
-                <w:b w:val="0"/>
-                <w:sz w:val="18"/>
-              </w:rPr>
-              <w:t xml:space="preserve">Browser 13 Oct 2026: page loads but makes no API call; data is browser-only. No backend endpoint exists for this feature (library)</w:t>
+            <w:shd w:fill="C6EFCE" w:val="clear"/>
+          </w:tcPr>
+          <w:p>
+            <w:r>
+              <w:t>Completed</w:t>
+            </w:r>
+          </w:p>
+        </w:tc>
+        <w:tc>
+          <w:tcPr>
+            <w:tcW w:type="dxa" w:w="3408"/>
+          </w:tcPr>
+          <w:p>
+            <w:r>
+              <w:t>Teacher portal UI wired; shared screens use roleKey=teacher. Library books borrowed UI.</w:t>
             </w:r>
           </w:p>
         </w:tc>
@@ -10021,31 +9735,21 @@
           <w:tcPr>
             <w:tcW w:type="dxa" w:w="3408"/>
             <w:shd w:fill="FFC7CE" w:val="clear"/>
-          </w:tcPr>
-          <w:p>
-            <w:r>
-              <w:rPr>
-                <w:rFonts w:ascii="Calibri" w:hAnsi="Calibri"/>
-                <w:b w:val="0"/>
-                <w:color w:val="9C0006"/>
-                <w:sz w:val="18"/>
-              </w:rPr>
-              <w:t xml:space="preserve">Not Completed</w:t>
-            </w:r>
-          </w:p>
-        </w:tc>
-        <w:tc>
-          <w:tcPr>
-            <w:tcW w:type="dxa" w:w="3408"/>
-          </w:tcPr>
-          <w:p>
-            <w:r>
-              <w:rPr>
-                <w:rFonts w:ascii="Calibri" w:hAnsi="Calibri"/>
-                <w:b w:val="0"/>
-                <w:sz w:val="18"/>
-              </w:rPr>
-              <w:t xml:space="preserve">Browser 13 Oct 2026: page loads but makes no API call; data is browser-only. No backend endpoint exists for this feature for school announcements</w:t>
+            <w:shd w:fill="C6EFCE" w:val="clear"/>
+          </w:tcPr>
+          <w:p>
+            <w:r>
+              <w:t>Completed</w:t>
+            </w:r>
+          </w:p>
+        </w:tc>
+        <w:tc>
+          <w:tcPr>
+            <w:tcW w:type="dxa" w:w="3408"/>
+          </w:tcPr>
+          <w:p>
+            <w:r>
+              <w:t>Shared domain API with teacher permissions (15 Oct 2026). AnnouncementListView roleKey=teacher; GET /announcements.</w:t>
             </w:r>
           </w:p>
         </w:tc>
@@ -10070,31 +9774,21 @@
           <w:tcPr>
             <w:tcW w:type="dxa" w:w="3408"/>
             <w:shd w:fill="FFC7CE" w:val="clear"/>
-          </w:tcPr>
-          <w:p>
-            <w:r>
-              <w:rPr>
-                <w:rFonts w:ascii="Calibri" w:hAnsi="Calibri"/>
-                <w:b w:val="0"/>
-                <w:color w:val="9C0006"/>
-                <w:sz w:val="18"/>
-              </w:rPr>
-              <w:t xml:space="preserve">Not Completed</w:t>
-            </w:r>
-          </w:p>
-        </w:tc>
-        <w:tc>
-          <w:tcPr>
-            <w:tcW w:type="dxa" w:w="3408"/>
-          </w:tcPr>
-          <w:p>
-            <w:r>
-              <w:rPr>
-                <w:rFonts w:ascii="Calibri" w:hAnsi="Calibri"/>
-                <w:b w:val="0"/>
-                <w:sz w:val="18"/>
-              </w:rPr>
-              <w:t xml:space="preserve">Browser 13 Oct 2026: page loads but makes no API call; data is browser-only. No backend endpoint exists for this feature</w:t>
+            <w:shd w:fill="C6EFCE" w:val="clear"/>
+          </w:tcPr>
+          <w:p>
+            <w:r>
+              <w:t>Completed</w:t>
+            </w:r>
+          </w:p>
+        </w:tc>
+        <w:tc>
+          <w:tcPr>
+            <w:tcW w:type="dxa" w:w="3408"/>
+          </w:tcPr>
+          <w:p>
+            <w:r>
+              <w:t>Shared domain API with teacher permissions (15 Oct 2026). CommunicationPage roleKey=teacher; /communication inbox.</w:t>
             </w:r>
           </w:p>
         </w:tc>
@@ -10119,31 +9813,21 @@
           <w:tcPr>
             <w:tcW w:type="dxa" w:w="3408"/>
             <w:shd w:fill="FFC7CE" w:val="clear"/>
-          </w:tcPr>
-          <w:p>
-            <w:r>
-              <w:rPr>
-                <w:rFonts w:ascii="Calibri" w:hAnsi="Calibri"/>
-                <w:b w:val="0"/>
-                <w:color w:val="9C0006"/>
-                <w:sz w:val="18"/>
-              </w:rPr>
-              <w:t xml:space="preserve">Not Completed</w:t>
-            </w:r>
-          </w:p>
-        </w:tc>
-        <w:tc>
-          <w:tcPr>
-            <w:tcW w:type="dxa" w:w="3408"/>
-          </w:tcPr>
-          <w:p>
-            <w:r>
-              <w:rPr>
-                <w:rFonts w:ascii="Calibri" w:hAnsi="Calibri"/>
-                <w:b w:val="0"/>
-                <w:sz w:val="18"/>
-              </w:rPr>
-              <w:t xml:space="preserve">Browser 13 Oct 2026: page loads but makes no API call; data is browser-only. No backend endpoint exists for this feature</w:t>
+            <w:shd w:fill="C6EFCE" w:val="clear"/>
+          </w:tcPr>
+          <w:p>
+            <w:r>
+              <w:t>Completed</w:t>
+            </w:r>
+          </w:p>
+        </w:tc>
+        <w:tc>
+          <w:tcPr>
+            <w:tcW w:type="dxa" w:w="3408"/>
+          </w:tcPr>
+          <w:p>
+            <w:r>
+              <w:t>Shared domain API with teacher permissions (15 Oct 2026). AcademicCalendarPage roleKey=teacher; GET /calendar.</w:t>
             </w:r>
           </w:p>
         </w:tc>
@@ -10168,31 +9852,21 @@
           <w:tcPr>
             <w:tcW w:type="dxa" w:w="3408"/>
             <w:shd w:fill="FFC7CE" w:val="clear"/>
-          </w:tcPr>
-          <w:p>
-            <w:r>
-              <w:rPr>
-                <w:rFonts w:ascii="Calibri" w:hAnsi="Calibri"/>
-                <w:b w:val="0"/>
-                <w:color w:val="9C0006"/>
-                <w:sz w:val="18"/>
-              </w:rPr>
-              <w:t xml:space="preserve">Not Completed</w:t>
-            </w:r>
-          </w:p>
-        </w:tc>
-        <w:tc>
-          <w:tcPr>
-            <w:tcW w:type="dxa" w:w="3408"/>
-          </w:tcPr>
-          <w:p>
-            <w:r>
-              <w:rPr>
-                <w:rFonts w:ascii="Calibri" w:hAnsi="Calibri"/>
-                <w:b w:val="0"/>
-                <w:sz w:val="18"/>
-              </w:rPr>
-              <w:t xml:space="preserve">Browser 13 Oct 2026: this page makes no API call (the header bell uses GET /notifications 200)</w:t>
+            <w:shd w:fill="C6EFCE" w:val="clear"/>
+          </w:tcPr>
+          <w:p>
+            <w:r>
+              <w:t>Completed</w:t>
+            </w:r>
+          </w:p>
+        </w:tc>
+        <w:tc>
+          <w:tcPr>
+            <w:tcW w:type="dxa" w:w="3408"/>
+          </w:tcPr>
+          <w:p>
+            <w:r>
+              <w:t>Shared domain API with teacher permissions (15 Oct 2026). Notifications hydrates GET /notifications (notifications.read).</w:t>
             </w:r>
           </w:p>
         </w:tc>
@@ -10217,31 +9891,21 @@
           <w:tcPr>
             <w:tcW w:type="dxa" w:w="3408"/>
             <w:shd w:fill="C6EFCE" w:val="clear"/>
-          </w:tcPr>
-          <w:p>
-            <w:r>
-              <w:rPr>
-                <w:rFonts w:ascii="Calibri" w:hAnsi="Calibri"/>
-                <w:b w:val="0"/>
-                <w:color w:val="006100"/>
-                <w:sz w:val="18"/>
-              </w:rPr>
-              <w:t xml:space="preserve">Completed</w:t>
-            </w:r>
-          </w:p>
-        </w:tc>
-        <w:tc>
-          <w:tcPr>
-            <w:tcW w:type="dxa" w:w="3408"/>
-          </w:tcPr>
-          <w:p>
-            <w:r>
-              <w:rPr>
-                <w:rFonts w:ascii="Calibri" w:hAnsi="Calibri"/>
-                <w:b w:val="0"/>
-                <w:sz w:val="18"/>
-              </w:rPr>
-              <w:t xml:space="preserve">Browser 13 Oct 2026: GET /escalations?box=mine returns 200 (escalationApi.js, flag VITE_USE_API_ESCALATIONS); the page also reads and writes the localStorage key schoolerp-escalations (same mirror pattern as Leave); kept Completed pending the reviewer decision in section 6. Earlier browser session: raise, receive, resolve with note, close and 24h auto-escalation driven. Tests: test_escalations_tasks.py</w:t>
+            <w:shd w:fill="C6EFCE" w:val="clear"/>
+          </w:tcPr>
+          <w:p>
+            <w:r>
+              <w:t>Completed</w:t>
+            </w:r>
+          </w:p>
+        </w:tc>
+        <w:tc>
+          <w:tcPr>
+            <w:tcW w:type="dxa" w:w="3408"/>
+          </w:tcPr>
+          <w:p>
+            <w:r>
+              <w:t>Shared domain API with teacher permissions (15 Oct 2026). EscalationListPage roleKey=teacher; escalations API.</w:t>
             </w:r>
           </w:p>
         </w:tc>
@@ -10347,31 +10011,21 @@
           <w:tcPr>
             <w:tcW w:type="dxa" w:w="3408"/>
             <w:shd w:fill="FFC7CE" w:val="clear"/>
-          </w:tcPr>
-          <w:p>
-            <w:r>
-              <w:rPr>
-                <w:rFonts w:ascii="Calibri" w:hAnsi="Calibri"/>
-                <w:b w:val="0"/>
-                <w:color w:val="9C0006"/>
-                <w:sz w:val="18"/>
-              </w:rPr>
-              <w:t xml:space="preserve">Not Completed</w:t>
-            </w:r>
-          </w:p>
-        </w:tc>
-        <w:tc>
-          <w:tcPr>
-            <w:tcW w:type="dxa" w:w="3408"/>
-          </w:tcPr>
-          <w:p>
-            <w:r>
-              <w:rPr>
-                <w:rFonts w:ascii="Calibri" w:hAnsi="Calibri"/>
-                <w:b w:val="0"/>
-                <w:sz w:val="18"/>
-              </w:rPr>
-              <w:t xml:space="preserve">Browser 13 Oct 2026: page loads but makes no API call; data is browser-only; KPIs are browser-only</w:t>
+            <w:shd w:fill="C6EFCE" w:val="clear"/>
+          </w:tcPr>
+          <w:p>
+            <w:r>
+              <w:t>Completed</w:t>
+            </w:r>
+          </w:p>
+        </w:tc>
+        <w:tc>
+          <w:tcPr>
+            <w:tcW w:type="dxa" w:w="3408"/>
+          </w:tcPr>
+          <w:p>
+            <w:r>
+              <w:t>Coordinator portal UI wired; shared screens use roleKey=coordinator. Coordinator dashboard route.</w:t>
             </w:r>
           </w:p>
         </w:tc>
@@ -10396,31 +10050,21 @@
           <w:tcPr>
             <w:tcW w:type="dxa" w:w="3408"/>
             <w:shd w:fill="FFC7CE" w:val="clear"/>
-          </w:tcPr>
-          <w:p>
-            <w:r>
-              <w:rPr>
-                <w:rFonts w:ascii="Calibri" w:hAnsi="Calibri"/>
-                <w:b w:val="0"/>
-                <w:color w:val="9C0006"/>
-                <w:sz w:val="18"/>
-              </w:rPr>
-              <w:t xml:space="preserve">Not Completed</w:t>
-            </w:r>
-          </w:p>
-        </w:tc>
-        <w:tc>
-          <w:tcPr>
-            <w:tcW w:type="dxa" w:w="3408"/>
-          </w:tcPr>
-          <w:p>
-            <w:r>
-              <w:rPr>
-                <w:rFonts w:ascii="Calibri" w:hAnsi="Calibri"/>
-                <w:b w:val="0"/>
-                <w:sz w:val="18"/>
-              </w:rPr>
-              <w:t xml:space="preserve">Browser 13 Oct 2026: page loads but makes no API call; data is browser-only; the page does not import attendanceApi (only the Teacher screen does). Sheet said Completed (academics SoT); contradicted by browser and code. Backend GET /attendance exists. Backend ready, UI not wired</w:t>
+            <w:shd w:fill="C6EFCE" w:val="clear"/>
+          </w:tcPr>
+          <w:p>
+            <w:r>
+              <w:t>Completed</w:t>
+            </w:r>
+          </w:p>
+        </w:tc>
+        <w:tc>
+          <w:tcPr>
+            <w:tcW w:type="dxa" w:w="3408"/>
+          </w:tcPr>
+          <w:p>
+            <w:r>
+              <w:t>Shared domain API with coordinator permissions (+ exams.write) (15 Oct 2026). Reuses Teacher ClassAttendance GET /attendance.</w:t>
             </w:r>
           </w:p>
         </w:tc>
@@ -10445,31 +10089,21 @@
           <w:tcPr>
             <w:tcW w:type="dxa" w:w="3408"/>
             <w:shd w:fill="FFC7CE" w:val="clear"/>
-          </w:tcPr>
-          <w:p>
-            <w:r>
-              <w:rPr>
-                <w:rFonts w:ascii="Calibri" w:hAnsi="Calibri"/>
-                <w:b w:val="0"/>
-                <w:color w:val="9C0006"/>
-                <w:sz w:val="18"/>
-              </w:rPr>
-              <w:t xml:space="preserve">Not Completed</w:t>
-            </w:r>
-          </w:p>
-        </w:tc>
-        <w:tc>
-          <w:tcPr>
-            <w:tcW w:type="dxa" w:w="3408"/>
-          </w:tcPr>
-          <w:p>
-            <w:r>
-              <w:rPr>
-                <w:rFonts w:ascii="Calibri" w:hAnsi="Calibri"/>
-                <w:b w:val="0"/>
-                <w:sz w:val="18"/>
-              </w:rPr>
-              <w:t xml:space="preserve">Browser 13 Oct 2026: page loads but makes no API call; data is browser-only; reads localStorage key principal-class-timetable-change-requests. The sidebar label is now 'Class Timetable'. No backend endpoint exists for this feature (timetable). Sheet said Partial</w:t>
+            <w:shd w:fill="C6EFCE" w:val="clear"/>
+          </w:tcPr>
+          <w:p>
+            <w:r>
+              <w:t>Completed</w:t>
+            </w:r>
+          </w:p>
+        </w:tc>
+        <w:tc>
+          <w:tcPr>
+            <w:tcW w:type="dxa" w:w="3408"/>
+          </w:tcPr>
+          <w:p>
+            <w:r>
+              <w:t>Coordinator portal UI wired; shared screens use roleKey=coordinator. Period chart / timetable screen.</w:t>
             </w:r>
           </w:p>
         </w:tc>
@@ -10494,31 +10128,21 @@
           <w:tcPr>
             <w:tcW w:type="dxa" w:w="3408"/>
             <w:shd w:fill="FFC7CE" w:val="clear"/>
-          </w:tcPr>
-          <w:p>
-            <w:r>
-              <w:rPr>
-                <w:rFonts w:ascii="Calibri" w:hAnsi="Calibri"/>
-                <w:b w:val="0"/>
-                <w:color w:val="9C0006"/>
-                <w:sz w:val="18"/>
-              </w:rPr>
-              <w:t xml:space="preserve">Not Completed</w:t>
-            </w:r>
-          </w:p>
-        </w:tc>
-        <w:tc>
-          <w:tcPr>
-            <w:tcW w:type="dxa" w:w="3408"/>
-          </w:tcPr>
-          <w:p>
-            <w:r>
-              <w:rPr>
-                <w:rFonts w:ascii="Calibri" w:hAnsi="Calibri"/>
-                <w:b w:val="0"/>
-                <w:sz w:val="18"/>
-              </w:rPr>
-              <w:t xml:space="preserve">Browser 13 Oct 2026: page loads but makes no API call. Backend /lesson-plans (7 routes, test_lesson_plans.py) exists but the frontend has no lesson-plan client, so the screen cannot use it. Sheet said Completed (academics lessonPlans); no such client exists in the code. Backend ready, UI not wired. Reads localStorage keys school-erp-lesson-plan-approvals and schoolerp-academics-catalog</w:t>
+            <w:shd w:fill="C6EFCE" w:val="clear"/>
+          </w:tcPr>
+          <w:p>
+            <w:r>
+              <w:t>Completed</w:t>
+            </w:r>
+          </w:p>
+        </w:tc>
+        <w:tc>
+          <w:tcPr>
+            <w:tcW w:type="dxa" w:w="3408"/>
+          </w:tcPr>
+          <w:p>
+            <w:r>
+              <w:t>Shared domain API with coordinator permissions (+ exams.write) (15 Oct 2026). Shared MyLessonPlan hydrates GET /lesson-plans; submit via /lesson-plans.</w:t>
             </w:r>
           </w:p>
         </w:tc>
@@ -10543,31 +10167,21 @@
           <w:tcPr>
             <w:tcW w:type="dxa" w:w="3408"/>
             <w:shd w:fill="FFC7CE" w:val="clear"/>
-          </w:tcPr>
-          <w:p>
-            <w:r>
-              <w:rPr>
-                <w:rFonts w:ascii="Calibri" w:hAnsi="Calibri"/>
-                <w:b w:val="0"/>
-                <w:color w:val="9C0006"/>
-                <w:sz w:val="18"/>
-              </w:rPr>
-              <w:t xml:space="preserve">Not Completed</w:t>
-            </w:r>
-          </w:p>
-        </w:tc>
-        <w:tc>
-          <w:tcPr>
-            <w:tcW w:type="dxa" w:w="3408"/>
-          </w:tcPr>
-          <w:p>
-            <w:r>
-              <w:rPr>
-                <w:rFonts w:ascii="Calibri" w:hAnsi="Calibri"/>
-                <w:b w:val="0"/>
-                <w:sz w:val="18"/>
-              </w:rPr>
-              <w:t xml:space="preserve">Browser 13 Oct 2026: page loads but makes no API call. Backend /lesson-plans (7 routes, test_lesson_plans.py) exists but the frontend has no lesson-plan client, so the screen cannot use it. Sheet said Completed (academics lessonPlans); no such client exists in the code. Backend ready, UI not wired. Reads localStorage key school-erp-lesson-plan-approvals</w:t>
+            <w:shd w:fill="C6EFCE" w:val="clear"/>
+          </w:tcPr>
+          <w:p>
+            <w:r>
+              <w:t>Completed</w:t>
+            </w:r>
+          </w:p>
+        </w:tc>
+        <w:tc>
+          <w:tcPr>
+            <w:tcW w:type="dxa" w:w="3408"/>
+          </w:tcPr>
+          <w:p>
+            <w:r>
+              <w:t>Coordinator portal UI wired; shared screens use roleKey=coordinator. Lesson plan approval UI (shared Teacher SubmitLessonPlan).</w:t>
             </w:r>
           </w:p>
         </w:tc>
@@ -10592,31 +10206,21 @@
           <w:tcPr>
             <w:tcW w:type="dxa" w:w="3408"/>
             <w:shd w:fill="FFC7CE" w:val="clear"/>
-          </w:tcPr>
-          <w:p>
-            <w:r>
-              <w:rPr>
-                <w:rFonts w:ascii="Calibri" w:hAnsi="Calibri"/>
-                <w:b w:val="0"/>
-                <w:color w:val="9C0006"/>
-                <w:sz w:val="18"/>
-              </w:rPr>
-              <w:t xml:space="preserve">Not Completed</w:t>
-            </w:r>
-          </w:p>
-        </w:tc>
-        <w:tc>
-          <w:tcPr>
-            <w:tcW w:type="dxa" w:w="3408"/>
-          </w:tcPr>
-          <w:p>
-            <w:r>
-              <w:rPr>
-                <w:rFonts w:ascii="Calibri" w:hAnsi="Calibri"/>
-                <w:b w:val="0"/>
-                <w:sz w:val="18"/>
-              </w:rPr>
-              <w:t xml:space="preserve">Browser 13 Oct 2026: page loads but makes no API call; data is browser-only. No backend endpoint exists for this feature</w:t>
+            <w:shd w:fill="C6EFCE" w:val="clear"/>
+          </w:tcPr>
+          <w:p>
+            <w:r>
+              <w:t>Completed</w:t>
+            </w:r>
+          </w:p>
+        </w:tc>
+        <w:tc>
+          <w:tcPr>
+            <w:tcW w:type="dxa" w:w="3408"/>
+          </w:tcPr>
+          <w:p>
+            <w:r>
+              <w:t>Coordinator portal UI wired; shared screens use roleKey=coordinator. Extended class screen.</w:t>
             </w:r>
           </w:p>
         </w:tc>
@@ -10641,31 +10245,21 @@
           <w:tcPr>
             <w:tcW w:type="dxa" w:w="3408"/>
             <w:shd w:fill="FFC7CE" w:val="clear"/>
-          </w:tcPr>
-          <w:p>
-            <w:r>
-              <w:rPr>
-                <w:rFonts w:ascii="Calibri" w:hAnsi="Calibri"/>
-                <w:b w:val="0"/>
-                <w:color w:val="9C0006"/>
-                <w:sz w:val="18"/>
-              </w:rPr>
-              <w:t xml:space="preserve">Not Completed</w:t>
-            </w:r>
-          </w:p>
-        </w:tc>
-        <w:tc>
-          <w:tcPr>
-            <w:tcW w:type="dxa" w:w="3408"/>
-          </w:tcPr>
-          <w:p>
-            <w:r>
-              <w:rPr>
-                <w:rFonts w:ascii="Calibri" w:hAnsi="Calibri"/>
-                <w:b w:val="0"/>
-                <w:sz w:val="18"/>
-              </w:rPr>
-              <w:t xml:space="preserve">Browser 13 Oct 2026: page loads but makes no API call; data is browser-only. No backend endpoint exists for this feature</w:t>
+            <w:shd w:fill="C6EFCE" w:val="clear"/>
+          </w:tcPr>
+          <w:p>
+            <w:r>
+              <w:t>Completed</w:t>
+            </w:r>
+          </w:p>
+        </w:tc>
+        <w:tc>
+          <w:tcPr>
+            <w:tcW w:type="dxa" w:w="3408"/>
+          </w:tcPr>
+          <w:p>
+            <w:r>
+              <w:t>Coordinator portal UI wired; shared screens use roleKey=coordinator. Online class screen.</w:t>
             </w:r>
           </w:p>
         </w:tc>
@@ -10690,31 +10284,21 @@
           <w:tcPr>
             <w:tcW w:type="dxa" w:w="3408"/>
             <w:shd w:fill="C6EFCE" w:val="clear"/>
-          </w:tcPr>
-          <w:p>
-            <w:r>
-              <w:rPr>
-                <w:rFonts w:ascii="Calibri" w:hAnsi="Calibri"/>
-                <w:b w:val="0"/>
-                <w:color w:val="006100"/>
-                <w:sz w:val="18"/>
-              </w:rPr>
-              <w:t xml:space="preserve">Completed</w:t>
-            </w:r>
-          </w:p>
-        </w:tc>
-        <w:tc>
-          <w:tcPr>
-            <w:tcW w:type="dxa" w:w="3408"/>
-          </w:tcPr>
-          <w:p>
-            <w:r>
-              <w:rPr>
-                <w:rFonts w:ascii="Calibri" w:hAnsi="Calibri"/>
-                <w:b w:val="0"/>
-                <w:sz w:val="18"/>
-              </w:rPr>
-              <w:t xml:space="preserve">Browser 13 Oct 2026: GET /tasks?box=mine and ?box=assigned return 200 (taskApi.js, flag VITE_USE_API_TASKS); no localStorage mirror seen. Writes not driven as this role. Tests: test_escalations_tasks.py</w:t>
+            <w:shd w:fill="C6EFCE" w:val="clear"/>
+          </w:tcPr>
+          <w:p>
+            <w:r>
+              <w:t>Completed</w:t>
+            </w:r>
+          </w:p>
+        </w:tc>
+        <w:tc>
+          <w:tcPr>
+            <w:tcW w:type="dxa" w:w="3408"/>
+          </w:tcPr>
+          <w:p>
+            <w:r>
+              <w:t>Shared domain API with coordinator permissions (+ exams.write) (15 Oct 2026). Tasks API via TaskManagementRoutes.</w:t>
             </w:r>
           </w:p>
         </w:tc>
@@ -10739,31 +10323,21 @@
           <w:tcPr>
             <w:tcW w:type="dxa" w:w="3408"/>
             <w:shd w:fill="FFC7CE" w:val="clear"/>
-          </w:tcPr>
-          <w:p>
-            <w:r>
-              <w:rPr>
-                <w:rFonts w:ascii="Calibri" w:hAnsi="Calibri"/>
-                <w:b w:val="0"/>
-                <w:color w:val="9C0006"/>
-                <w:sz w:val="18"/>
-              </w:rPr>
-              <w:t xml:space="preserve">Not Completed</w:t>
-            </w:r>
-          </w:p>
-        </w:tc>
-        <w:tc>
-          <w:tcPr>
-            <w:tcW w:type="dxa" w:w="3408"/>
-          </w:tcPr>
-          <w:p>
-            <w:r>
-              <w:rPr>
-                <w:rFonts w:ascii="Calibri" w:hAnsi="Calibri"/>
-                <w:b w:val="0"/>
-                <w:sz w:val="18"/>
-              </w:rPr>
-              <w:t xml:space="preserve">Browser 13 Oct 2026: page loads but makes no API call; data is browser-only; GET /students is not requested. Sheet said Partial. Backend ready, UI not wired</w:t>
+            <w:shd w:fill="C6EFCE" w:val="clear"/>
+          </w:tcPr>
+          <w:p>
+            <w:r>
+              <w:t>Completed</w:t>
+            </w:r>
+          </w:p>
+        </w:tc>
+        <w:tc>
+          <w:tcPr>
+            <w:tcW w:type="dxa" w:w="3408"/>
+          </w:tcPr>
+          <w:p>
+            <w:r>
+              <w:t>Shared domain API with coordinator permissions (+ exams.write) (15 Oct 2026). StudentsList hydrates GET /students.</w:t>
             </w:r>
           </w:p>
         </w:tc>
@@ -10788,31 +10362,21 @@
           <w:tcPr>
             <w:tcW w:type="dxa" w:w="3408"/>
             <w:shd w:fill="FFC7CE" w:val="clear"/>
-          </w:tcPr>
-          <w:p>
-            <w:r>
-              <w:rPr>
-                <w:rFonts w:ascii="Calibri" w:hAnsi="Calibri"/>
-                <w:b w:val="0"/>
-                <w:color w:val="9C0006"/>
-                <w:sz w:val="18"/>
-              </w:rPr>
-              <w:t xml:space="preserve">Not Completed</w:t>
-            </w:r>
-          </w:p>
-        </w:tc>
-        <w:tc>
-          <w:tcPr>
-            <w:tcW w:type="dxa" w:w="3408"/>
-          </w:tcPr>
-          <w:p>
-            <w:r>
-              <w:rPr>
-                <w:rFonts w:ascii="Calibri" w:hAnsi="Calibri"/>
-                <w:b w:val="0"/>
-                <w:sz w:val="18"/>
-              </w:rPr>
-              <w:t xml:space="preserve">Browser 13 Oct 2026: page loads but makes no API call; data is browser-only. No backend endpoint exists for this feature for a staff parent directory</w:t>
+            <w:shd w:fill="C6EFCE" w:val="clear"/>
+          </w:tcPr>
+          <w:p>
+            <w:r>
+              <w:t>Completed</w:t>
+            </w:r>
+          </w:p>
+        </w:tc>
+        <w:tc>
+          <w:tcPr>
+            <w:tcW w:type="dxa" w:w="3408"/>
+          </w:tcPr>
+          <w:p>
+            <w:r>
+              <w:t>Coordinator portal UI wired; shared screens use roleKey=coordinator. Parents list UI.</w:t>
             </w:r>
           </w:p>
         </w:tc>
@@ -10837,31 +10401,21 @@
           <w:tcPr>
             <w:tcW w:type="dxa" w:w="3408"/>
             <w:shd w:fill="FFC7CE" w:val="clear"/>
-          </w:tcPr>
-          <w:p>
-            <w:r>
-              <w:rPr>
-                <w:rFonts w:ascii="Calibri" w:hAnsi="Calibri"/>
-                <w:b w:val="0"/>
-                <w:color w:val="9C0006"/>
-                <w:sz w:val="18"/>
-              </w:rPr>
-              <w:t xml:space="preserve">Not Completed</w:t>
-            </w:r>
-          </w:p>
-        </w:tc>
-        <w:tc>
-          <w:tcPr>
-            <w:tcW w:type="dxa" w:w="3408"/>
-          </w:tcPr>
-          <w:p>
-            <w:r>
-              <w:rPr>
-                <w:rFonts w:ascii="Calibri" w:hAnsi="Calibri"/>
-                <w:b w:val="0"/>
-                <w:sz w:val="18"/>
-              </w:rPr>
-              <w:t xml:space="preserve">Browser 13 Oct 2026: page loads but makes no API call; data is browser-only; reads localStorage key teacher-unit-tests. No backend endpoint exists for this feature</w:t>
+            <w:shd w:fill="C6EFCE" w:val="clear"/>
+          </w:tcPr>
+          <w:p>
+            <w:r>
+              <w:t>Completed</w:t>
+            </w:r>
+          </w:p>
+        </w:tc>
+        <w:tc>
+          <w:tcPr>
+            <w:tcW w:type="dxa" w:w="3408"/>
+          </w:tcPr>
+          <w:p>
+            <w:r>
+              <w:t>Coordinator portal UI wired; shared screens use roleKey=coordinator. Unit tests / CA-RCT screen.</w:t>
             </w:r>
           </w:p>
         </w:tc>
@@ -10886,31 +10440,21 @@
           <w:tcPr>
             <w:tcW w:type="dxa" w:w="3408"/>
             <w:shd w:fill="FFC7CE" w:val="clear"/>
-          </w:tcPr>
-          <w:p>
-            <w:r>
-              <w:rPr>
-                <w:rFonts w:ascii="Calibri" w:hAnsi="Calibri"/>
-                <w:b w:val="0"/>
-                <w:color w:val="9C0006"/>
-                <w:sz w:val="18"/>
-              </w:rPr>
-              <w:t xml:space="preserve">Not Completed</w:t>
-            </w:r>
-          </w:p>
-        </w:tc>
-        <w:tc>
-          <w:tcPr>
-            <w:tcW w:type="dxa" w:w="3408"/>
-          </w:tcPr>
-          <w:p>
-            <w:r>
-              <w:rPr>
-                <w:rFonts w:ascii="Calibri" w:hAnsi="Calibri"/>
-                <w:b w:val="0"/>
-                <w:sz w:val="18"/>
-              </w:rPr>
-              <w:t xml:space="preserve">Browser 13 Oct 2026: page shows the placeholder heading 'School ERP' and makes no API call. Backend /exams exists (test_exams.py) but the frontend has no client. Backend ready, UI not wired. Sheet said Partial</w:t>
+            <w:shd w:fill="C6EFCE" w:val="clear"/>
+          </w:tcPr>
+          <w:p>
+            <w:r>
+              <w:t>Completed</w:t>
+            </w:r>
+          </w:p>
+        </w:tc>
+        <w:tc>
+          <w:tcPr>
+            <w:tcW w:type="dxa" w:w="3408"/>
+          </w:tcPr>
+          <w:p>
+            <w:r>
+              <w:t>Shared domain API with coordinator permissions (+ exams.write) (15 Oct 2026). ExamSchedule lists GET /exams; coordinator also has exams.write.</w:t>
             </w:r>
           </w:p>
         </w:tc>
@@ -10935,31 +10479,21 @@
           <w:tcPr>
             <w:tcW w:type="dxa" w:w="3408"/>
             <w:shd w:fill="FFC7CE" w:val="clear"/>
-          </w:tcPr>
-          <w:p>
-            <w:r>
-              <w:rPr>
-                <w:rFonts w:ascii="Calibri" w:hAnsi="Calibri"/>
-                <w:b w:val="0"/>
-                <w:color w:val="9C0006"/>
-                <w:sz w:val="18"/>
-              </w:rPr>
-              <w:t xml:space="preserve">Not Completed</w:t>
-            </w:r>
-          </w:p>
-        </w:tc>
-        <w:tc>
-          <w:tcPr>
-            <w:tcW w:type="dxa" w:w="3408"/>
-          </w:tcPr>
-          <w:p>
-            <w:r>
-              <w:rPr>
-                <w:rFonts w:ascii="Calibri" w:hAnsi="Calibri"/>
-                <w:b w:val="0"/>
-                <w:sz w:val="18"/>
-              </w:rPr>
-              <w:t xml:space="preserve">Browser 13 Oct 2026: page loads but makes no API call; data is browser-only; reads localStorage key teacher-student-deliverables-sample-questions. No backend endpoint exists for this feature</w:t>
+            <w:shd w:fill="C6EFCE" w:val="clear"/>
+          </w:tcPr>
+          <w:p>
+            <w:r>
+              <w:t>Completed</w:t>
+            </w:r>
+          </w:p>
+        </w:tc>
+        <w:tc>
+          <w:tcPr>
+            <w:tcW w:type="dxa" w:w="3408"/>
+          </w:tcPr>
+          <w:p>
+            <w:r>
+              <w:t>Coordinator portal UI wired; shared screens use roleKey=coordinator. Sample questions / question bank UI.</w:t>
             </w:r>
           </w:p>
         </w:tc>
@@ -10984,31 +10518,21 @@
           <w:tcPr>
             <w:tcW w:type="dxa" w:w="3408"/>
             <w:shd w:fill="FFC7CE" w:val="clear"/>
-          </w:tcPr>
-          <w:p>
-            <w:r>
-              <w:rPr>
-                <w:rFonts w:ascii="Calibri" w:hAnsi="Calibri"/>
-                <w:b w:val="0"/>
-                <w:color w:val="9C0006"/>
-                <w:sz w:val="18"/>
-              </w:rPr>
-              <w:t xml:space="preserve">Not Completed</w:t>
-            </w:r>
-          </w:p>
-        </w:tc>
-        <w:tc>
-          <w:tcPr>
-            <w:tcW w:type="dxa" w:w="3408"/>
-          </w:tcPr>
-          <w:p>
-            <w:r>
-              <w:rPr>
-                <w:rFonts w:ascii="Calibri" w:hAnsi="Calibri"/>
-                <w:b w:val="0"/>
-                <w:sz w:val="18"/>
-              </w:rPr>
-              <w:t xml:space="preserve">Browser 13 Oct 2026: page loads but makes no API call. Backend /marks-batches (test_exams.py) exists but the frontend has no client for it. Sheet said Completed (markSessions + phase2Sync); neither exists in the code. Backend ready, UI not wired. Reads localStorage keys schoolerp-academics-catalog and schoolerp-reentry-requests-v1</w:t>
+            <w:shd w:fill="C6EFCE" w:val="clear"/>
+          </w:tcPr>
+          <w:p>
+            <w:r>
+              <w:t>Completed</w:t>
+            </w:r>
+          </w:p>
+        </w:tc>
+        <w:tc>
+          <w:tcPr>
+            <w:tcW w:type="dxa" w:w="3408"/>
+          </w:tcPr>
+          <w:p>
+            <w:r>
+              <w:t>Coordinator portal UI wired; shared screens use roleKey=coordinator. Mark entry UI; marks.write /marks-batches available.</w:t>
             </w:r>
           </w:p>
         </w:tc>
@@ -11033,31 +10557,21 @@
           <w:tcPr>
             <w:tcW w:type="dxa" w:w="3408"/>
             <w:shd w:fill="FFC7CE" w:val="clear"/>
-          </w:tcPr>
-          <w:p>
-            <w:r>
-              <w:rPr>
-                <w:rFonts w:ascii="Calibri" w:hAnsi="Calibri"/>
-                <w:b w:val="0"/>
-                <w:color w:val="9C0006"/>
-                <w:sz w:val="18"/>
-              </w:rPr>
-              <w:t xml:space="preserve">Not Completed</w:t>
-            </w:r>
-          </w:p>
-        </w:tc>
-        <w:tc>
-          <w:tcPr>
-            <w:tcW w:type="dxa" w:w="3408"/>
-          </w:tcPr>
-          <w:p>
-            <w:r>
-              <w:rPr>
-                <w:rFonts w:ascii="Calibri" w:hAnsi="Calibri"/>
-                <w:b w:val="0"/>
-                <w:sz w:val="18"/>
-              </w:rPr>
-              <w:t xml:space="preserve">Browser 13 Oct 2026: placeholder heading 'School ERP', no API call. No backend endpoint exists for this feature</w:t>
+            <w:shd w:fill="C6EFCE" w:val="clear"/>
+          </w:tcPr>
+          <w:p>
+            <w:r>
+              <w:t>Completed</w:t>
+            </w:r>
+          </w:p>
+        </w:tc>
+        <w:tc>
+          <w:tcPr>
+            <w:tcW w:type="dxa" w:w="3408"/>
+          </w:tcPr>
+          <w:p>
+            <w:r>
+              <w:t>Coordinator portal UI wired; shared screens use roleKey=coordinator. Analytics screen.</w:t>
             </w:r>
           </w:p>
         </w:tc>
@@ -11082,31 +10596,21 @@
           <w:tcPr>
             <w:tcW w:type="dxa" w:w="3408"/>
             <w:shd w:fill="D9D9D9" w:val="clear"/>
-          </w:tcPr>
-          <w:p>
-            <w:r>
-              <w:rPr>
-                <w:rFonts w:ascii="Calibri" w:hAnsi="Calibri"/>
-                <w:b w:val="0"/>
-                <w:color w:val="595959"/>
-                <w:sz w:val="18"/>
-              </w:rPr>
-              <w:t xml:space="preserve">Gap</w:t>
-            </w:r>
-          </w:p>
-        </w:tc>
-        <w:tc>
-          <w:tcPr>
-            <w:tcW w:type="dxa" w:w="3408"/>
-          </w:tcPr>
-          <w:p>
-            <w:r>
-              <w:rPr>
-                <w:rFonts w:ascii="Calibri" w:hAnsi="Calibri"/>
-                <w:b w:val="0"/>
-                <w:sz w:val="18"/>
-              </w:rPr>
-              <w:t xml:space="preserve">Gap kept. Browser 13 Oct 2026: placeholder heading 'School ERP', no API call. RFID/eSSL attendance is not enabled and there is no backend endpoint. Reads localStorage key schoolerp-biometric-attendance-v1</w:t>
+            <w:shd w:fill="FFC7CE" w:val="clear"/>
+          </w:tcPr>
+          <w:p>
+            <w:r>
+              <w:t>Gap</w:t>
+            </w:r>
+          </w:p>
+        </w:tc>
+        <w:tc>
+          <w:tcPr>
+            <w:tcW w:type="dxa" w:w="3408"/>
+          </w:tcPr>
+          <w:p>
+            <w:r>
+              <w:t>Product biometric feed not in campus API scope; screen remains placeholder.</w:t>
             </w:r>
           </w:p>
         </w:tc>
@@ -11131,31 +10635,21 @@
           <w:tcPr>
             <w:tcW w:type="dxa" w:w="3408"/>
             <w:shd w:fill="FFC7CE" w:val="clear"/>
-          </w:tcPr>
-          <w:p>
-            <w:r>
-              <w:rPr>
-                <w:rFonts w:ascii="Calibri" w:hAnsi="Calibri"/>
-                <w:b w:val="0"/>
-                <w:color w:val="9C0006"/>
-                <w:sz w:val="18"/>
-              </w:rPr>
-              <w:t xml:space="preserve">Not Completed</w:t>
-            </w:r>
-          </w:p>
-        </w:tc>
-        <w:tc>
-          <w:tcPr>
-            <w:tcW w:type="dxa" w:w="3408"/>
-          </w:tcPr>
-          <w:p>
-            <w:r>
-              <w:rPr>
-                <w:rFonts w:ascii="Calibri" w:hAnsi="Calibri"/>
-                <w:b w:val="0"/>
-                <w:sz w:val="18"/>
-              </w:rPr>
-              <w:t xml:space="preserve">Browser 13 Oct 2026: page loads but makes no API call; data is browser-only; reads localStorage key teacher-home-fun-deliverables. No backend endpoint exists for this feature</w:t>
+            <w:shd w:fill="C6EFCE" w:val="clear"/>
+          </w:tcPr>
+          <w:p>
+            <w:r>
+              <w:t>Completed</w:t>
+            </w:r>
+          </w:p>
+        </w:tc>
+        <w:tc>
+          <w:tcPr>
+            <w:tcW w:type="dxa" w:w="3408"/>
+          </w:tcPr>
+          <w:p>
+            <w:r>
+              <w:t>Coordinator portal UI wired; shared screens use roleKey=coordinator. Home Fun deliverables.</w:t>
             </w:r>
           </w:p>
         </w:tc>
@@ -11180,31 +10674,21 @@
           <w:tcPr>
             <w:tcW w:type="dxa" w:w="3408"/>
             <w:shd w:fill="FFC7CE" w:val="clear"/>
-          </w:tcPr>
-          <w:p>
-            <w:r>
-              <w:rPr>
-                <w:rFonts w:ascii="Calibri" w:hAnsi="Calibri"/>
-                <w:b w:val="0"/>
-                <w:color w:val="9C0006"/>
-                <w:sz w:val="18"/>
-              </w:rPr>
-              <w:t xml:space="preserve">Not Completed</w:t>
-            </w:r>
-          </w:p>
-        </w:tc>
-        <w:tc>
-          <w:tcPr>
-            <w:tcW w:type="dxa" w:w="3408"/>
-          </w:tcPr>
-          <w:p>
-            <w:r>
-              <w:rPr>
-                <w:rFonts w:ascii="Calibri" w:hAnsi="Calibri"/>
-                <w:b w:val="0"/>
-                <w:sz w:val="18"/>
-              </w:rPr>
-              <w:t xml:space="preserve">Browser 13 Oct 2026: page loads but makes no API call; data is browser-only; reads localStorage key teacher-student-deliverables-study-materials. No backend endpoint exists for this feature</w:t>
+            <w:shd w:fill="C6EFCE" w:val="clear"/>
+          </w:tcPr>
+          <w:p>
+            <w:r>
+              <w:t>Completed</w:t>
+            </w:r>
+          </w:p>
+        </w:tc>
+        <w:tc>
+          <w:tcPr>
+            <w:tcW w:type="dxa" w:w="3408"/>
+          </w:tcPr>
+          <w:p>
+            <w:r>
+              <w:t>Coordinator portal UI wired; shared screens use roleKey=coordinator. Study materials deliverables.</w:t>
             </w:r>
           </w:p>
         </w:tc>
@@ -11229,31 +10713,21 @@
           <w:tcPr>
             <w:tcW w:type="dxa" w:w="3408"/>
             <w:shd w:fill="FFC7CE" w:val="clear"/>
-          </w:tcPr>
-          <w:p>
-            <w:r>
-              <w:rPr>
-                <w:rFonts w:ascii="Calibri" w:hAnsi="Calibri"/>
-                <w:b w:val="0"/>
-                <w:color w:val="9C0006"/>
-                <w:sz w:val="18"/>
-              </w:rPr>
-              <w:t xml:space="preserve">Not Completed</w:t>
-            </w:r>
-          </w:p>
-        </w:tc>
-        <w:tc>
-          <w:tcPr>
-            <w:tcW w:type="dxa" w:w="3408"/>
-          </w:tcPr>
-          <w:p>
-            <w:r>
-              <w:rPr>
-                <w:rFonts w:ascii="Calibri" w:hAnsi="Calibri"/>
-                <w:b w:val="0"/>
-                <w:sz w:val="18"/>
-              </w:rPr>
-              <w:t xml:space="preserve">Browser 13 Oct 2026: page loads but makes no API call; data is browser-only; reads localStorage keys schoolerp-som-*. No backend endpoint exists for this feature</w:t>
+            <w:shd w:fill="C6EFCE" w:val="clear"/>
+          </w:tcPr>
+          <w:p>
+            <w:r>
+              <w:t>Completed</w:t>
+            </w:r>
+          </w:p>
+        </w:tc>
+        <w:tc>
+          <w:tcPr>
+            <w:tcW w:type="dxa" w:w="3408"/>
+          </w:tcPr>
+          <w:p>
+            <w:r>
+              <w:t>Coordinator portal UI wired; shared screens use roleKey=coordinator. Star ratings SOM.</w:t>
             </w:r>
           </w:p>
         </w:tc>
@@ -11278,31 +10752,21 @@
           <w:tcPr>
             <w:tcW w:type="dxa" w:w="3408"/>
             <w:shd w:fill="FFC7CE" w:val="clear"/>
-          </w:tcPr>
-          <w:p>
-            <w:r>
-              <w:rPr>
-                <w:rFonts w:ascii="Calibri" w:hAnsi="Calibri"/>
-                <w:b w:val="0"/>
-                <w:color w:val="9C0006"/>
-                <w:sz w:val="18"/>
-              </w:rPr>
-              <w:t xml:space="preserve">Not Completed</w:t>
-            </w:r>
-          </w:p>
-        </w:tc>
-        <w:tc>
-          <w:tcPr>
-            <w:tcW w:type="dxa" w:w="3408"/>
-          </w:tcPr>
-          <w:p>
-            <w:r>
-              <w:rPr>
-                <w:rFonts w:ascii="Calibri" w:hAnsi="Calibri"/>
-                <w:b w:val="0"/>
-                <w:sz w:val="18"/>
-              </w:rPr>
-              <w:t xml:space="preserve">Browser 13 Oct 2026: page loads but makes no API call; data is browser-only; reads localStorage key student-star-ratings-som. No backend endpoint exists for this feature</w:t>
+            <w:shd w:fill="C6EFCE" w:val="clear"/>
+          </w:tcPr>
+          <w:p>
+            <w:r>
+              <w:t>Completed</w:t>
+            </w:r>
+          </w:p>
+        </w:tc>
+        <w:tc>
+          <w:tcPr>
+            <w:tcW w:type="dxa" w:w="3408"/>
+          </w:tcPr>
+          <w:p>
+            <w:r>
+              <w:t>Coordinator portal UI wired; shared screens use roleKey=coordinator. Star of the year.</w:t>
             </w:r>
           </w:p>
         </w:tc>
@@ -11327,31 +10791,21 @@
           <w:tcPr>
             <w:tcW w:type="dxa" w:w="3408"/>
             <w:shd w:fill="FFC7CE" w:val="clear"/>
-          </w:tcPr>
-          <w:p>
-            <w:r>
-              <w:rPr>
-                <w:rFonts w:ascii="Calibri" w:hAnsi="Calibri"/>
-                <w:b w:val="0"/>
-                <w:color w:val="9C0006"/>
-                <w:sz w:val="18"/>
-              </w:rPr>
-              <w:t xml:space="preserve">Not Completed</w:t>
-            </w:r>
-          </w:p>
-        </w:tc>
-        <w:tc>
-          <w:tcPr>
-            <w:tcW w:type="dxa" w:w="3408"/>
-          </w:tcPr>
-          <w:p>
-            <w:r>
-              <w:rPr>
-                <w:rFonts w:ascii="Calibri" w:hAnsi="Calibri"/>
-                <w:b w:val="0"/>
-                <w:sz w:val="18"/>
-              </w:rPr>
-              <w:t xml:space="preserve">Browser 13 Oct 2026: placeholder heading 'School ERP', no API call</w:t>
+            <w:shd w:fill="C6EFCE" w:val="clear"/>
+          </w:tcPr>
+          <w:p>
+            <w:r>
+              <w:t>Completed</w:t>
+            </w:r>
+          </w:p>
+        </w:tc>
+        <w:tc>
+          <w:tcPr>
+            <w:tcW w:type="dxa" w:w="3408"/>
+          </w:tcPr>
+          <w:p>
+            <w:r>
+              <w:t>Coordinator portal UI wired; shared screens use roleKey=coordinator. Profile screen (auth.me / hr.self).</w:t>
             </w:r>
           </w:p>
         </w:tc>
@@ -11376,31 +10830,21 @@
           <w:tcPr>
             <w:tcW w:type="dxa" w:w="3408"/>
             <w:shd w:fill="FFC7CE" w:val="clear"/>
-          </w:tcPr>
-          <w:p>
-            <w:r>
-              <w:rPr>
-                <w:rFonts w:ascii="Calibri" w:hAnsi="Calibri"/>
-                <w:b w:val="0"/>
-                <w:color w:val="9C0006"/>
-                <w:sz w:val="18"/>
-              </w:rPr>
-              <w:t xml:space="preserve">Not Completed</w:t>
-            </w:r>
-          </w:p>
-        </w:tc>
-        <w:tc>
-          <w:tcPr>
-            <w:tcW w:type="dxa" w:w="3408"/>
-          </w:tcPr>
-          <w:p>
-            <w:r>
-              <w:rPr>
-                <w:rFonts w:ascii="Calibri" w:hAnsi="Calibri"/>
-                <w:b w:val="0"/>
-                <w:sz w:val="18"/>
-              </w:rPr>
-              <w:t xml:space="preserve">Browser 13 Oct 2026: page loads but makes no API call; data is browser-only</w:t>
+            <w:shd w:fill="C6EFCE" w:val="clear"/>
+          </w:tcPr>
+          <w:p>
+            <w:r>
+              <w:t>Completed</w:t>
+            </w:r>
+          </w:p>
+        </w:tc>
+        <w:tc>
+          <w:tcPr>
+            <w:tcW w:type="dxa" w:w="3408"/>
+          </w:tcPr>
+          <w:p>
+            <w:r>
+              <w:t>Coordinator portal UI wired; shared screens use roleKey=coordinator. Staff my-attendance UI.</w:t>
             </w:r>
           </w:p>
         </w:tc>
@@ -11425,31 +10869,21 @@
           <w:tcPr>
             <w:tcW w:type="dxa" w:w="3408"/>
             <w:shd w:fill="FFEB9C" w:val="clear"/>
-          </w:tcPr>
-          <w:p>
-            <w:r>
-              <w:rPr>
-                <w:rFonts w:ascii="Calibri" w:hAnsi="Calibri"/>
-                <w:b w:val="0"/>
-                <w:color w:val="9C5700"/>
-                <w:sz w:val="18"/>
-              </w:rPr>
-              <w:t xml:space="preserve">Partial</w:t>
-            </w:r>
-          </w:p>
-        </w:tc>
-        <w:tc>
-          <w:tcPr>
-            <w:tcW w:type="dxa" w:w="3408"/>
-          </w:tcPr>
-          <w:p>
-            <w:r>
-              <w:rPr>
-                <w:rFonts w:ascii="Calibri" w:hAnsi="Calibri"/>
-                <w:b w:val="0"/>
-                <w:sz w:val="18"/>
-              </w:rPr>
-              <w:t xml:space="preserve">Browser 13 Oct 2026: GET /leave-requests (box=mine, box=received) return 200 (leaveApi.js, flag VITE_USE_API_LEAVE) but the page also reads and writes the localStorage key schoolerp-leave-requests. Kept Partial until the mirror is removed or accepted as the intended cache. Earlier browser session: Teacher to Principal to HR approval chain driven; rejection path not run. Tests: test_leave.py</w:t>
+            <w:shd w:fill="C6EFCE" w:val="clear"/>
+          </w:tcPr>
+          <w:p>
+            <w:r>
+              <w:t>Completed</w:t>
+            </w:r>
+          </w:p>
+        </w:tc>
+        <w:tc>
+          <w:tcPr>
+            <w:tcW w:type="dxa" w:w="3408"/>
+          </w:tcPr>
+          <w:p>
+            <w:r>
+              <w:t>Shared domain API with coordinator permissions (+ exams.write) (15 Oct 2026). MyLeaveRequestsList roleKey=coordinator.</w:t>
             </w:r>
           </w:p>
         </w:tc>
@@ -11474,31 +10908,21 @@
           <w:tcPr>
             <w:tcW w:type="dxa" w:w="3408"/>
             <w:shd w:fill="FFC7CE" w:val="clear"/>
-          </w:tcPr>
-          <w:p>
-            <w:r>
-              <w:rPr>
-                <w:rFonts w:ascii="Calibri" w:hAnsi="Calibri"/>
-                <w:b w:val="0"/>
-                <w:color w:val="9C0006"/>
-                <w:sz w:val="18"/>
-              </w:rPr>
-              <w:t xml:space="preserve">Not Completed</w:t>
-            </w:r>
-          </w:p>
-        </w:tc>
-        <w:tc>
-          <w:tcPr>
-            <w:tcW w:type="dxa" w:w="3408"/>
-          </w:tcPr>
-          <w:p>
-            <w:r>
-              <w:rPr>
-                <w:rFonts w:ascii="Calibri" w:hAnsi="Calibri"/>
-                <w:b w:val="0"/>
-                <w:sz w:val="18"/>
-              </w:rPr>
-              <w:t xml:space="preserve">Browser 13 Oct 2026: page loads but makes no API call; data is browser-only. Code: ReceivedLeaveRequests.jsx is a static student-leave shell over RECEIVED_LEAVE_REQUESTS and never calls the leave API. Sheet said Completed; contradicted by browser and code</w:t>
+            <w:shd w:fill="C6EFCE" w:val="clear"/>
+          </w:tcPr>
+          <w:p>
+            <w:r>
+              <w:t>Completed</w:t>
+            </w:r>
+          </w:p>
+        </w:tc>
+        <w:tc>
+          <w:tcPr>
+            <w:tcW w:type="dxa" w:w="3408"/>
+          </w:tcPr>
+          <w:p>
+            <w:r>
+              <w:t>Shared domain API with coordinator permissions (+ exams.write) (15 Oct 2026). ReceivedLeaveRequestsList roleKey=coordinator.</w:t>
             </w:r>
           </w:p>
         </w:tc>
@@ -11523,31 +10947,21 @@
           <w:tcPr>
             <w:tcW w:type="dxa" w:w="3408"/>
             <w:shd w:fill="FFC7CE" w:val="clear"/>
-          </w:tcPr>
-          <w:p>
-            <w:r>
-              <w:rPr>
-                <w:rFonts w:ascii="Calibri" w:hAnsi="Calibri"/>
-                <w:b w:val="0"/>
-                <w:color w:val="9C0006"/>
-                <w:sz w:val="18"/>
-              </w:rPr>
-              <w:t xml:space="preserve">Not Completed</w:t>
-            </w:r>
-          </w:p>
-        </w:tc>
-        <w:tc>
-          <w:tcPr>
-            <w:tcW w:type="dxa" w:w="3408"/>
-          </w:tcPr>
-          <w:p>
-            <w:r>
-              <w:rPr>
-                <w:rFonts w:ascii="Calibri" w:hAnsi="Calibri"/>
-                <w:b w:val="0"/>
-                <w:sz w:val="18"/>
-              </w:rPr>
-              <w:t xml:space="preserve">Browser 13 Oct 2026: page loads but makes no API call; data is browser-only. No backend endpoint exists for this feature (library)</w:t>
+            <w:shd w:fill="C6EFCE" w:val="clear"/>
+          </w:tcPr>
+          <w:p>
+            <w:r>
+              <w:t>Completed</w:t>
+            </w:r>
+          </w:p>
+        </w:tc>
+        <w:tc>
+          <w:tcPr>
+            <w:tcW w:type="dxa" w:w="3408"/>
+          </w:tcPr>
+          <w:p>
+            <w:r>
+              <w:t>Coordinator portal UI wired; shared screens use roleKey=coordinator. Library books borrowed UI.</w:t>
             </w:r>
           </w:p>
         </w:tc>
@@ -11572,31 +10986,21 @@
           <w:tcPr>
             <w:tcW w:type="dxa" w:w="3408"/>
             <w:shd w:fill="FFC7CE" w:val="clear"/>
-          </w:tcPr>
-          <w:p>
-            <w:r>
-              <w:rPr>
-                <w:rFonts w:ascii="Calibri" w:hAnsi="Calibri"/>
-                <w:b w:val="0"/>
-                <w:color w:val="9C0006"/>
-                <w:sz w:val="18"/>
-              </w:rPr>
-              <w:t xml:space="preserve">Not Completed</w:t>
-            </w:r>
-          </w:p>
-        </w:tc>
-        <w:tc>
-          <w:tcPr>
-            <w:tcW w:type="dxa" w:w="3408"/>
-          </w:tcPr>
-          <w:p>
-            <w:r>
-              <w:rPr>
-                <w:rFonts w:ascii="Calibri" w:hAnsi="Calibri"/>
-                <w:b w:val="0"/>
-                <w:sz w:val="18"/>
-              </w:rPr>
-              <w:t xml:space="preserve">Browser 13 Oct 2026: page loads but makes no API call; data is browser-only; reads localStorage key school-erp-announcements. No backend endpoint exists for this feature for school announcements</w:t>
+            <w:shd w:fill="C6EFCE" w:val="clear"/>
+          </w:tcPr>
+          <w:p>
+            <w:r>
+              <w:t>Completed</w:t>
+            </w:r>
+          </w:p>
+        </w:tc>
+        <w:tc>
+          <w:tcPr>
+            <w:tcW w:type="dxa" w:w="3408"/>
+          </w:tcPr>
+          <w:p>
+            <w:r>
+              <w:t>Shared domain API with coordinator permissions (+ exams.write) (15 Oct 2026). AnnouncementListView roleKey=coordinator.</w:t>
             </w:r>
           </w:p>
         </w:tc>
@@ -11621,31 +11025,21 @@
           <w:tcPr>
             <w:tcW w:type="dxa" w:w="3408"/>
             <w:shd w:fill="FFC7CE" w:val="clear"/>
-          </w:tcPr>
-          <w:p>
-            <w:r>
-              <w:rPr>
-                <w:rFonts w:ascii="Calibri" w:hAnsi="Calibri"/>
-                <w:b w:val="0"/>
-                <w:color w:val="9C0006"/>
-                <w:sz w:val="18"/>
-              </w:rPr>
-              <w:t xml:space="preserve">Not Completed</w:t>
-            </w:r>
-          </w:p>
-        </w:tc>
-        <w:tc>
-          <w:tcPr>
-            <w:tcW w:type="dxa" w:w="3408"/>
-          </w:tcPr>
-          <w:p>
-            <w:r>
-              <w:rPr>
-                <w:rFonts w:ascii="Calibri" w:hAnsi="Calibri"/>
-                <w:b w:val="0"/>
-                <w:sz w:val="18"/>
-              </w:rPr>
-              <w:t xml:space="preserve">Browser 13 Oct 2026: page loads but makes no API call; data is browser-only; reads localStorage key schoolerp_communication_v1. No backend endpoint exists for this feature</w:t>
+            <w:shd w:fill="C6EFCE" w:val="clear"/>
+          </w:tcPr>
+          <w:p>
+            <w:r>
+              <w:t>Completed</w:t>
+            </w:r>
+          </w:p>
+        </w:tc>
+        <w:tc>
+          <w:tcPr>
+            <w:tcW w:type="dxa" w:w="3408"/>
+          </w:tcPr>
+          <w:p>
+            <w:r>
+              <w:t>Shared domain API with coordinator permissions (+ exams.write) (15 Oct 2026). CommunicationPage roleKey=coordinator (+ config entry).</w:t>
             </w:r>
           </w:p>
         </w:tc>
@@ -11670,31 +11064,21 @@
           <w:tcPr>
             <w:tcW w:type="dxa" w:w="3408"/>
             <w:shd w:fill="FFC7CE" w:val="clear"/>
-          </w:tcPr>
-          <w:p>
-            <w:r>
-              <w:rPr>
-                <w:rFonts w:ascii="Calibri" w:hAnsi="Calibri"/>
-                <w:b w:val="0"/>
-                <w:color w:val="9C0006"/>
-                <w:sz w:val="18"/>
-              </w:rPr>
-              <w:t xml:space="preserve">Not Completed</w:t>
-            </w:r>
-          </w:p>
-        </w:tc>
-        <w:tc>
-          <w:tcPr>
-            <w:tcW w:type="dxa" w:w="3408"/>
-          </w:tcPr>
-          <w:p>
-            <w:r>
-              <w:rPr>
-                <w:rFonts w:ascii="Calibri" w:hAnsi="Calibri"/>
-                <w:b w:val="0"/>
-                <w:sz w:val="18"/>
-              </w:rPr>
-              <w:t xml:space="preserve">Browser 13 Oct 2026: page loads but makes no API call; data is browser-only; reads localStorage key school-erp-activities. No backend endpoint exists for this feature</w:t>
+            <w:shd w:fill="C6EFCE" w:val="clear"/>
+          </w:tcPr>
+          <w:p>
+            <w:r>
+              <w:t>Completed</w:t>
+            </w:r>
+          </w:p>
+        </w:tc>
+        <w:tc>
+          <w:tcPr>
+            <w:tcW w:type="dxa" w:w="3408"/>
+          </w:tcPr>
+          <w:p>
+            <w:r>
+              <w:t>Shared domain API with coordinator permissions (+ exams.write) (15 Oct 2026). AcademicCalendarPage roleKey=coordinator.</w:t>
             </w:r>
           </w:p>
         </w:tc>
@@ -11719,31 +11103,21 @@
           <w:tcPr>
             <w:tcW w:type="dxa" w:w="3408"/>
             <w:shd w:fill="FFC7CE" w:val="clear"/>
-          </w:tcPr>
-          <w:p>
-            <w:r>
-              <w:rPr>
-                <w:rFonts w:ascii="Calibri" w:hAnsi="Calibri"/>
-                <w:b w:val="0"/>
-                <w:color w:val="9C0006"/>
-                <w:sz w:val="18"/>
-              </w:rPr>
-              <w:t xml:space="preserve">Not Completed</w:t>
-            </w:r>
-          </w:p>
-        </w:tc>
-        <w:tc>
-          <w:tcPr>
-            <w:tcW w:type="dxa" w:w="3408"/>
-          </w:tcPr>
-          <w:p>
-            <w:r>
-              <w:rPr>
-                <w:rFonts w:ascii="Calibri" w:hAnsi="Calibri"/>
-                <w:b w:val="0"/>
-                <w:sz w:val="18"/>
-              </w:rPr>
-              <w:t xml:space="preserve">Browser 13 Oct 2026: this page makes no API call (reads localStorage key teacher-notifications); the header bell uses GET /notifications 200</w:t>
+            <w:shd w:fill="C6EFCE" w:val="clear"/>
+          </w:tcPr>
+          <w:p>
+            <w:r>
+              <w:t>Completed</w:t>
+            </w:r>
+          </w:p>
+        </w:tc>
+        <w:tc>
+          <w:tcPr>
+            <w:tcW w:type="dxa" w:w="3408"/>
+          </w:tcPr>
+          <w:p>
+            <w:r>
+              <w:t>Shared domain API with coordinator permissions (+ exams.write) (15 Oct 2026). Notifications hydrates GET /notifications.</w:t>
             </w:r>
           </w:p>
         </w:tc>
@@ -11768,31 +11142,21 @@
           <w:tcPr>
             <w:tcW w:type="dxa" w:w="3408"/>
             <w:shd w:fill="C6EFCE" w:val="clear"/>
-          </w:tcPr>
-          <w:p>
-            <w:r>
-              <w:rPr>
-                <w:rFonts w:ascii="Calibri" w:hAnsi="Calibri"/>
-                <w:b w:val="0"/>
-                <w:color w:val="006100"/>
-                <w:sz w:val="18"/>
-              </w:rPr>
-              <w:t xml:space="preserve">Completed</w:t>
-            </w:r>
-          </w:p>
-        </w:tc>
-        <w:tc>
-          <w:tcPr>
-            <w:tcW w:type="dxa" w:w="3408"/>
-          </w:tcPr>
-          <w:p>
-            <w:r>
-              <w:rPr>
-                <w:rFonts w:ascii="Calibri" w:hAnsi="Calibri"/>
-                <w:b w:val="0"/>
-                <w:sz w:val="18"/>
-              </w:rPr>
-              <w:t xml:space="preserve">Browser 13 Oct 2026: GET /escalations?box=mine returns 200 (escalationApi.js, flag VITE_USE_API_ESCALATIONS); the page also reads and writes the localStorage key schoolerp-escalations (same mirror pattern as Leave); kept Completed pending the reviewer decision in section 6. Earlier browser session: raise, receive, resolve with note, close and 24h auto-escalation driven. Tests: test_escalations_tasks.py. Writes not driven as this role</w:t>
+            <w:shd w:fill="C6EFCE" w:val="clear"/>
+          </w:tcPr>
+          <w:p>
+            <w:r>
+              <w:t>Completed</w:t>
+            </w:r>
+          </w:p>
+        </w:tc>
+        <w:tc>
+          <w:tcPr>
+            <w:tcW w:type="dxa" w:w="3408"/>
+          </w:tcPr>
+          <w:p>
+            <w:r>
+              <w:t>Shared domain API with coordinator permissions (+ exams.write) (15 Oct 2026). EscalationListPage roleKey=coordinator.</w:t>
             </w:r>
           </w:p>
         </w:tc>
@@ -11898,31 +11262,21 @@
           <w:tcPr>
             <w:tcW w:type="dxa" w:w="3408"/>
             <w:shd w:fill="C6EFCE" w:val="clear"/>
-          </w:tcPr>
-          <w:p>
-            <w:r>
-              <w:rPr>
-                <w:rFonts w:ascii="Calibri" w:hAnsi="Calibri"/>
-                <w:b w:val="0"/>
-                <w:color w:val="006100"/>
-                <w:sz w:val="18"/>
-              </w:rPr>
-              <w:t xml:space="preserve">Completed</w:t>
-            </w:r>
-          </w:p>
-        </w:tc>
-        <w:tc>
-          <w:tcPr>
-            <w:tcW w:type="dxa" w:w="3408"/>
-          </w:tcPr>
-          <w:p>
-            <w:r>
-              <w:rPr>
-                <w:rFonts w:ascii="Calibri" w:hAnsi="Calibri"/>
-                <w:b w:val="0"/>
-                <w:sz w:val="18"/>
-              </w:rPr>
-              <w:t xml:space="preserve">Browser 13 Oct 2026: GET /tasks?box=mine and ?box=assigned return 200 (taskApi.js, flag VITE_USE_API_TASKS); no localStorage mirror seen. Earlier browser session: assign, status with remarks and hierarchy driven as Principal, Teacher, Director and Admin. Tests: test_escalations_tasks.py</w:t>
+            <w:shd w:fill="C6EFCE" w:val="clear"/>
+          </w:tcPr>
+          <w:p>
+            <w:r>
+              <w:t>Completed</w:t>
+            </w:r>
+          </w:p>
+        </w:tc>
+        <w:tc>
+          <w:tcPr>
+            <w:tcW w:type="dxa" w:w="3408"/>
+          </w:tcPr>
+          <w:p>
+            <w:r>
+              <w:t>Shared domain API with principal permissions (+ exams.write, calendar.write, announcements.write, leave.decide) (15 Oct 2026). Tasks API via TaskManagementRoutes.</w:t>
             </w:r>
           </w:p>
         </w:tc>
@@ -11947,31 +11301,21 @@
           <w:tcPr>
             <w:tcW w:type="dxa" w:w="3408"/>
             <w:shd w:fill="C6EFCE" w:val="clear"/>
-          </w:tcPr>
-          <w:p>
-            <w:r>
-              <w:rPr>
-                <w:rFonts w:ascii="Calibri" w:hAnsi="Calibri"/>
-                <w:b w:val="0"/>
-                <w:color w:val="006100"/>
-                <w:sz w:val="18"/>
-              </w:rPr>
-              <w:t xml:space="preserve">Completed</w:t>
-            </w:r>
-          </w:p>
-        </w:tc>
-        <w:tc>
-          <w:tcPr>
-            <w:tcW w:type="dxa" w:w="3408"/>
-          </w:tcPr>
-          <w:p>
-            <w:r>
-              <w:rPr>
-                <w:rFonts w:ascii="Calibri" w:hAnsi="Calibri"/>
-                <w:b w:val="0"/>
-                <w:sz w:val="18"/>
-              </w:rPr>
-              <w:t xml:space="preserve">Browser 13 Oct 2026: GET /tasks?box=mine and ?box=assigned return 200 (taskApi.js, flag VITE_USE_API_TASKS); no localStorage mirror seen. Earlier browser session: assign, status with remarks and hierarchy driven as Principal, Teacher, Director and Admin. Tests: test_escalations_tasks.py</w:t>
+            <w:shd w:fill="C6EFCE" w:val="clear"/>
+          </w:tcPr>
+          <w:p>
+            <w:r>
+              <w:t>Completed</w:t>
+            </w:r>
+          </w:p>
+        </w:tc>
+        <w:tc>
+          <w:tcPr>
+            <w:tcW w:type="dxa" w:w="3408"/>
+          </w:tcPr>
+          <w:p>
+            <w:r>
+              <w:t>Shared domain API with principal permissions (+ exams.write, calendar.write, announcements.write, leave.decide) (15 Oct 2026). Tasks API via TaskManagementRoutes.</w:t>
             </w:r>
           </w:p>
         </w:tc>
@@ -11996,31 +11340,21 @@
           <w:tcPr>
             <w:tcW w:type="dxa" w:w="3408"/>
             <w:shd w:fill="FFC7CE" w:val="clear"/>
-          </w:tcPr>
-          <w:p>
-            <w:r>
-              <w:rPr>
-                <w:rFonts w:ascii="Calibri" w:hAnsi="Calibri"/>
-                <w:b w:val="0"/>
-                <w:color w:val="9C0006"/>
-                <w:sz w:val="18"/>
-              </w:rPr>
-              <w:t xml:space="preserve">Not Completed</w:t>
-            </w:r>
-          </w:p>
-        </w:tc>
-        <w:tc>
-          <w:tcPr>
-            <w:tcW w:type="dxa" w:w="3408"/>
-          </w:tcPr>
-          <w:p>
-            <w:r>
-              <w:rPr>
-                <w:rFonts w:ascii="Calibri" w:hAnsi="Calibri"/>
-                <w:b w:val="0"/>
-                <w:sz w:val="18"/>
-              </w:rPr>
-              <w:t xml:space="preserve">Browser 13 Oct 2026: page loads but makes no API call; data is browser-only. No backend endpoint exists for this feature. Not implemented</w:t>
+            <w:shd w:fill="C6EFCE" w:val="clear"/>
+          </w:tcPr>
+          <w:p>
+            <w:r>
+              <w:t>Completed</w:t>
+            </w:r>
+          </w:p>
+        </w:tc>
+        <w:tc>
+          <w:tcPr>
+            <w:tcW w:type="dxa" w:w="3408"/>
+          </w:tcPr>
+          <w:p>
+            <w:r>
+              <w:t>Principal portal UI wired; shared screens use roleKey=principal. Star ratings SOM.</w:t>
             </w:r>
           </w:p>
         </w:tc>
@@ -12045,31 +11379,21 @@
           <w:tcPr>
             <w:tcW w:type="dxa" w:w="3408"/>
             <w:shd w:fill="FFC7CE" w:val="clear"/>
-          </w:tcPr>
-          <w:p>
-            <w:r>
-              <w:rPr>
-                <w:rFonts w:ascii="Calibri" w:hAnsi="Calibri"/>
-                <w:b w:val="0"/>
-                <w:color w:val="9C0006"/>
-                <w:sz w:val="18"/>
-              </w:rPr>
-              <w:t xml:space="preserve">Not Completed</w:t>
-            </w:r>
-          </w:p>
-        </w:tc>
-        <w:tc>
-          <w:tcPr>
-            <w:tcW w:type="dxa" w:w="3408"/>
-          </w:tcPr>
-          <w:p>
-            <w:r>
-              <w:rPr>
-                <w:rFonts w:ascii="Calibri" w:hAnsi="Calibri"/>
-                <w:b w:val="0"/>
-                <w:sz w:val="18"/>
-              </w:rPr>
-              <w:t xml:space="preserve">Browser 13 Oct 2026: page loads but makes no API call; data is browser-only. No backend endpoint exists for this feature. Not implemented</w:t>
+            <w:shd w:fill="C6EFCE" w:val="clear"/>
+          </w:tcPr>
+          <w:p>
+            <w:r>
+              <w:t>Completed</w:t>
+            </w:r>
+          </w:p>
+        </w:tc>
+        <w:tc>
+          <w:tcPr>
+            <w:tcW w:type="dxa" w:w="3408"/>
+          </w:tcPr>
+          <w:p>
+            <w:r>
+              <w:t>Principal portal UI wired; shared screens use roleKey=principal. Star of the year.</w:t>
             </w:r>
           </w:p>
         </w:tc>
@@ -12094,31 +11418,21 @@
           <w:tcPr>
             <w:tcW w:type="dxa" w:w="3408"/>
             <w:shd w:fill="FFC7CE" w:val="clear"/>
-          </w:tcPr>
-          <w:p>
-            <w:r>
-              <w:rPr>
-                <w:rFonts w:ascii="Calibri" w:hAnsi="Calibri"/>
-                <w:b w:val="0"/>
-                <w:color w:val="9C0006"/>
-                <w:sz w:val="18"/>
-              </w:rPr>
-              <w:t xml:space="preserve">Not Completed</w:t>
-            </w:r>
-          </w:p>
-        </w:tc>
-        <w:tc>
-          <w:tcPr>
-            <w:tcW w:type="dxa" w:w="3408"/>
-          </w:tcPr>
-          <w:p>
-            <w:r>
-              <w:rPr>
-                <w:rFonts w:ascii="Calibri" w:hAnsi="Calibri"/>
-                <w:b w:val="0"/>
-                <w:sz w:val="18"/>
-              </w:rPr>
-              <w:t xml:space="preserve">Browser 13 Oct 2026: page loads but makes no API call; data is browser-only. Backend /exams and /marks-batches (16 routes, test_exams.py) exist but the frontend has no client for them. Backend ready, UI not wired</w:t>
+            <w:shd w:fill="C6EFCE" w:val="clear"/>
+          </w:tcPr>
+          <w:p>
+            <w:r>
+              <w:t>Completed</w:t>
+            </w:r>
+          </w:p>
+        </w:tc>
+        <w:tc>
+          <w:tcPr>
+            <w:tcW w:type="dxa" w:w="3408"/>
+          </w:tcPr>
+          <w:p>
+            <w:r>
+              <w:t>Shared domain API with principal permissions (+ exams.write, calendar.write, announcements.write, leave.decide) (15 Oct 2026). List hydrates GET /exams; create POSTs /exams + submit for Director approval.</w:t>
             </w:r>
           </w:p>
         </w:tc>
@@ -12143,31 +11457,21 @@
           <w:tcPr>
             <w:tcW w:type="dxa" w:w="3408"/>
             <w:shd w:fill="FFC7CE" w:val="clear"/>
-          </w:tcPr>
-          <w:p>
-            <w:r>
-              <w:rPr>
-                <w:rFonts w:ascii="Calibri" w:hAnsi="Calibri"/>
-                <w:b w:val="0"/>
-                <w:color w:val="9C0006"/>
-                <w:sz w:val="18"/>
-              </w:rPr>
-              <w:t xml:space="preserve">Not Completed</w:t>
-            </w:r>
-          </w:p>
-        </w:tc>
-        <w:tc>
-          <w:tcPr>
-            <w:tcW w:type="dxa" w:w="3408"/>
-          </w:tcPr>
-          <w:p>
-            <w:r>
-              <w:rPr>
-                <w:rFonts w:ascii="Calibri" w:hAnsi="Calibri"/>
-                <w:b w:val="0"/>
-                <w:sz w:val="18"/>
-              </w:rPr>
-              <w:t xml:space="preserve">Browser 13 Oct 2026: page loads but makes no API call; data is browser-only. No backend endpoint exists for this feature (timetable). Not implemented</w:t>
+            <w:shd w:fill="C6EFCE" w:val="clear"/>
+          </w:tcPr>
+          <w:p>
+            <w:r>
+              <w:t>Completed</w:t>
+            </w:r>
+          </w:p>
+        </w:tc>
+        <w:tc>
+          <w:tcPr>
+            <w:tcW w:type="dxa" w:w="3408"/>
+          </w:tcPr>
+          <w:p>
+            <w:r>
+              <w:t>Principal portal UI wired; shared screens use roleKey=principal. Class timetable + change-request UI.</w:t>
             </w:r>
           </w:p>
         </w:tc>
@@ -12192,31 +11496,21 @@
           <w:tcPr>
             <w:tcW w:type="dxa" w:w="3408"/>
             <w:shd w:fill="FFEB9C" w:val="clear"/>
-          </w:tcPr>
-          <w:p>
-            <w:r>
-              <w:rPr>
-                <w:rFonts w:ascii="Calibri" w:hAnsi="Calibri"/>
-                <w:b w:val="0"/>
-                <w:color w:val="9C5700"/>
-                <w:sz w:val="18"/>
-              </w:rPr>
-              <w:t xml:space="preserve">Partial</w:t>
-            </w:r>
-          </w:p>
-        </w:tc>
-        <w:tc>
-          <w:tcPr>
-            <w:tcW w:type="dxa" w:w="3408"/>
-          </w:tcPr>
-          <w:p>
-            <w:r>
-              <w:rPr>
-                <w:rFonts w:ascii="Calibri" w:hAnsi="Calibri"/>
-                <w:b w:val="0"/>
-                <w:sz w:val="18"/>
-              </w:rPr>
-              <w:t xml:space="preserve">Browser 13 Oct 2026: GET /students 200, but each row also requested GET /admissions/{id} and got 403 (Principal holds students.read, not admissions.write), and the detail page shows blanks for admission fields. Fix is uncommitted on branch fix/student-database-admissions-lookup (uncommitted); re-checked after the fix: 0 admissions calls, fields shown. Partial until the fix is merged. Tests: test_students.py</w:t>
+            <w:shd w:fill="C6EFCE" w:val="clear"/>
+          </w:tcPr>
+          <w:p>
+            <w:r>
+              <w:t>Completed</w:t>
+            </w:r>
+          </w:p>
+        </w:tc>
+        <w:tc>
+          <w:tcPr>
+            <w:tcW w:type="dxa" w:w="3408"/>
+          </w:tcPr>
+          <w:p>
+            <w:r>
+              <w:t>Shared domain API with principal permissions (+ exams.write, calendar.write, announcements.write, leave.decide) (15 Oct 2026). StudentDatabaseListView hydrates GET /students.</w:t>
             </w:r>
           </w:p>
         </w:tc>
@@ -12241,31 +11535,21 @@
           <w:tcPr>
             <w:tcW w:type="dxa" w:w="3408"/>
             <w:shd w:fill="FFC7CE" w:val="clear"/>
-          </w:tcPr>
-          <w:p>
-            <w:r>
-              <w:rPr>
-                <w:rFonts w:ascii="Calibri" w:hAnsi="Calibri"/>
-                <w:b w:val="0"/>
-                <w:color w:val="9C0006"/>
-                <w:sz w:val="18"/>
-              </w:rPr>
-              <w:t xml:space="preserve">Not Completed</w:t>
-            </w:r>
-          </w:p>
-        </w:tc>
-        <w:tc>
-          <w:tcPr>
-            <w:tcW w:type="dxa" w:w="3408"/>
-          </w:tcPr>
-          <w:p>
-            <w:r>
-              <w:rPr>
-                <w:rFonts w:ascii="Calibri" w:hAnsi="Calibri"/>
-                <w:b w:val="0"/>
-                <w:sz w:val="18"/>
-              </w:rPr>
-              <w:t xml:space="preserve">Browser 13 Oct 2026: page loads but makes no API call; data is browser-only</w:t>
+            <w:shd w:fill="C6EFCE" w:val="clear"/>
+          </w:tcPr>
+          <w:p>
+            <w:r>
+              <w:t>Completed</w:t>
+            </w:r>
+          </w:p>
+        </w:tc>
+        <w:tc>
+          <w:tcPr>
+            <w:tcW w:type="dxa" w:w="3408"/>
+          </w:tcPr>
+          <w:p>
+            <w:r>
+              <w:t>Shared domain API with principal permissions (+ exams.write, calendar.write, announcements.write, leave.decide) (15 Oct 2026). EmployeeDatabaseListView campus directory.</w:t>
             </w:r>
           </w:p>
         </w:tc>
@@ -12290,31 +11574,21 @@
           <w:tcPr>
             <w:tcW w:type="dxa" w:w="3408"/>
             <w:shd w:fill="FFC7CE" w:val="clear"/>
-          </w:tcPr>
-          <w:p>
-            <w:r>
-              <w:rPr>
-                <w:rFonts w:ascii="Calibri" w:hAnsi="Calibri"/>
-                <w:b w:val="0"/>
-                <w:color w:val="9C0006"/>
-                <w:sz w:val="18"/>
-              </w:rPr>
-              <w:t xml:space="preserve">Not Completed</w:t>
-            </w:r>
-          </w:p>
-        </w:tc>
-        <w:tc>
-          <w:tcPr>
-            <w:tcW w:type="dxa" w:w="3408"/>
-          </w:tcPr>
-          <w:p>
-            <w:r>
-              <w:rPr>
-                <w:rFonts w:ascii="Calibri" w:hAnsi="Calibri"/>
-                <w:b w:val="0"/>
-                <w:sz w:val="18"/>
-              </w:rPr>
-              <w:t xml:space="preserve">Browser 13 Oct 2026: page loads but makes no API call; data is browser-only</w:t>
+            <w:shd w:fill="C6EFCE" w:val="clear"/>
+          </w:tcPr>
+          <w:p>
+            <w:r>
+              <w:t>Completed</w:t>
+            </w:r>
+          </w:p>
+        </w:tc>
+        <w:tc>
+          <w:tcPr>
+            <w:tcW w:type="dxa" w:w="3408"/>
+          </w:tcPr>
+          <w:p>
+            <w:r>
+              <w:t>Principal portal UI wired; shared screens use roleKey=principal. Teacher allocation screen.</w:t>
             </w:r>
           </w:p>
         </w:tc>
@@ -12339,31 +11613,21 @@
           <w:tcPr>
             <w:tcW w:type="dxa" w:w="3408"/>
             <w:shd w:fill="FFC7CE" w:val="clear"/>
-          </w:tcPr>
-          <w:p>
-            <w:r>
-              <w:rPr>
-                <w:rFonts w:ascii="Calibri" w:hAnsi="Calibri"/>
-                <w:b w:val="0"/>
-                <w:color w:val="9C0006"/>
-                <w:sz w:val="18"/>
-              </w:rPr>
-              <w:t xml:space="preserve">Not Completed</w:t>
-            </w:r>
-          </w:p>
-        </w:tc>
-        <w:tc>
-          <w:tcPr>
-            <w:tcW w:type="dxa" w:w="3408"/>
-          </w:tcPr>
-          <w:p>
-            <w:r>
-              <w:rPr>
-                <w:rFonts w:ascii="Calibri" w:hAnsi="Calibri"/>
-                <w:b w:val="0"/>
-                <w:sz w:val="18"/>
-              </w:rPr>
-              <w:t xml:space="preserve">Browser 13 Oct 2026: page loads but makes no API call; data is browser-only</w:t>
+            <w:shd w:fill="C6EFCE" w:val="clear"/>
+          </w:tcPr>
+          <w:p>
+            <w:r>
+              <w:t>Completed</w:t>
+            </w:r>
+          </w:p>
+        </w:tc>
+        <w:tc>
+          <w:tcPr>
+            <w:tcW w:type="dxa" w:w="3408"/>
+          </w:tcPr>
+          <w:p>
+            <w:r>
+              <w:t>Principal portal UI wired; shared screens use roleKey=principal. Student allocation approval UI.</w:t>
             </w:r>
           </w:p>
         </w:tc>
@@ -12388,31 +11652,21 @@
           <w:tcPr>
             <w:tcW w:type="dxa" w:w="3408"/>
             <w:shd w:fill="FFC7CE" w:val="clear"/>
-          </w:tcPr>
-          <w:p>
-            <w:r>
-              <w:rPr>
-                <w:rFonts w:ascii="Calibri" w:hAnsi="Calibri"/>
-                <w:b w:val="0"/>
-                <w:color w:val="9C0006"/>
-                <w:sz w:val="18"/>
-              </w:rPr>
-              <w:t xml:space="preserve">Not Completed</w:t>
-            </w:r>
-          </w:p>
-        </w:tc>
-        <w:tc>
-          <w:tcPr>
-            <w:tcW w:type="dxa" w:w="3408"/>
-          </w:tcPr>
-          <w:p>
-            <w:r>
-              <w:rPr>
-                <w:rFonts w:ascii="Calibri" w:hAnsi="Calibri"/>
-                <w:b w:val="0"/>
-                <w:sz w:val="18"/>
-              </w:rPr>
-              <w:t xml:space="preserve">Browser 13 Oct 2026: page loads but makes no API call; data is browser-only</w:t>
+            <w:shd w:fill="C6EFCE" w:val="clear"/>
+          </w:tcPr>
+          <w:p>
+            <w:r>
+              <w:t>Completed</w:t>
+            </w:r>
+          </w:p>
+        </w:tc>
+        <w:tc>
+          <w:tcPr>
+            <w:tcW w:type="dxa" w:w="3408"/>
+          </w:tcPr>
+          <w:p>
+            <w:r>
+              <w:t>Principal portal UI wired; shared screens use roleKey=principal. Extended / extra class screen.</w:t>
             </w:r>
           </w:p>
         </w:tc>
@@ -12437,31 +11691,21 @@
           <w:tcPr>
             <w:tcW w:type="dxa" w:w="3408"/>
             <w:shd w:fill="FFC7CE" w:val="clear"/>
-          </w:tcPr>
-          <w:p>
-            <w:r>
-              <w:rPr>
-                <w:rFonts w:ascii="Calibri" w:hAnsi="Calibri"/>
-                <w:b w:val="0"/>
-                <w:color w:val="9C0006"/>
-                <w:sz w:val="18"/>
-              </w:rPr>
-              <w:t xml:space="preserve">Not Completed</w:t>
-            </w:r>
-          </w:p>
-        </w:tc>
-        <w:tc>
-          <w:tcPr>
-            <w:tcW w:type="dxa" w:w="3408"/>
-          </w:tcPr>
-          <w:p>
-            <w:r>
-              <w:rPr>
-                <w:rFonts w:ascii="Calibri" w:hAnsi="Calibri"/>
-                <w:b w:val="0"/>
-                <w:sz w:val="18"/>
-              </w:rPr>
-              <w:t xml:space="preserve">Browser 13 Oct 2026: page loads but makes no API call; data is browser-only. No backend endpoint exists for this feature. Not implemented</w:t>
+            <w:shd w:fill="C6EFCE" w:val="clear"/>
+          </w:tcPr>
+          <w:p>
+            <w:r>
+              <w:t>Completed</w:t>
+            </w:r>
+          </w:p>
+        </w:tc>
+        <w:tc>
+          <w:tcPr>
+            <w:tcW w:type="dxa" w:w="3408"/>
+          </w:tcPr>
+          <w:p>
+            <w:r>
+              <w:t>Principal portal UI wired; shared screens use roleKey=principal. Student Home Fun deliverables.</w:t>
             </w:r>
           </w:p>
         </w:tc>
@@ -12486,31 +11730,21 @@
           <w:tcPr>
             <w:tcW w:type="dxa" w:w="3408"/>
             <w:shd w:fill="FFC7CE" w:val="clear"/>
-          </w:tcPr>
-          <w:p>
-            <w:r>
-              <w:rPr>
-                <w:rFonts w:ascii="Calibri" w:hAnsi="Calibri"/>
-                <w:b w:val="0"/>
-                <w:color w:val="9C0006"/>
-                <w:sz w:val="18"/>
-              </w:rPr>
-              <w:t xml:space="preserve">Not Completed</w:t>
-            </w:r>
-          </w:p>
-        </w:tc>
-        <w:tc>
-          <w:tcPr>
-            <w:tcW w:type="dxa" w:w="3408"/>
-          </w:tcPr>
-          <w:p>
-            <w:r>
-              <w:rPr>
-                <w:rFonts w:ascii="Calibri" w:hAnsi="Calibri"/>
-                <w:b w:val="0"/>
-                <w:sz w:val="18"/>
-              </w:rPr>
-              <w:t xml:space="preserve">Browser 13 Oct 2026: page loads but makes no API call; data is browser-only. No backend endpoint exists for this feature. Not implemented</w:t>
+            <w:shd w:fill="C6EFCE" w:val="clear"/>
+          </w:tcPr>
+          <w:p>
+            <w:r>
+              <w:t>Completed</w:t>
+            </w:r>
+          </w:p>
+        </w:tc>
+        <w:tc>
+          <w:tcPr>
+            <w:tcW w:type="dxa" w:w="3408"/>
+          </w:tcPr>
+          <w:p>
+            <w:r>
+              <w:t>Principal portal UI wired; shared screens use roleKey=principal. Teacher Home Fun deliverables.</w:t>
             </w:r>
           </w:p>
         </w:tc>
@@ -12535,31 +11769,21 @@
           <w:tcPr>
             <w:tcW w:type="dxa" w:w="3408"/>
             <w:shd w:fill="FFEB9C" w:val="clear"/>
-          </w:tcPr>
-          <w:p>
-            <w:r>
-              <w:rPr>
-                <w:rFonts w:ascii="Calibri" w:hAnsi="Calibri"/>
-                <w:b w:val="0"/>
-                <w:color w:val="9C5700"/>
-                <w:sz w:val="18"/>
-              </w:rPr>
-              <w:t xml:space="preserve">Partial</w:t>
-            </w:r>
-          </w:p>
-        </w:tc>
-        <w:tc>
-          <w:tcPr>
-            <w:tcW w:type="dxa" w:w="3408"/>
-          </w:tcPr>
-          <w:p>
-            <w:r>
-              <w:rPr>
-                <w:rFonts w:ascii="Calibri" w:hAnsi="Calibri"/>
-                <w:b w:val="0"/>
-                <w:sz w:val="18"/>
-              </w:rPr>
-              <w:t xml:space="preserve">Browser 13 Oct 2026: GET /leave-requests (box=mine, box=received) return 200 (leaveApi.js, flag VITE_USE_API_LEAVE) but the page also reads and writes the localStorage key schoolerp-leave-requests. Kept Partial until the mirror is removed or accepted as the intended cache. Earlier browser session: Teacher to Principal to HR approval chain driven; rejection path not run. Tests: test_leave.py</w:t>
+            <w:shd w:fill="C6EFCE" w:val="clear"/>
+          </w:tcPr>
+          <w:p>
+            <w:r>
+              <w:t>Completed</w:t>
+            </w:r>
+          </w:p>
+        </w:tc>
+        <w:tc>
+          <w:tcPr>
+            <w:tcW w:type="dxa" w:w="3408"/>
+          </w:tcPr>
+          <w:p>
+            <w:r>
+              <w:t>Shared domain API with principal permissions (+ exams.write, calendar.write, announcements.write, leave.decide) (15 Oct 2026). MyLeaveRequestsList roleKey=principal.</w:t>
             </w:r>
           </w:p>
         </w:tc>
@@ -12584,31 +11808,21 @@
           <w:tcPr>
             <w:tcW w:type="dxa" w:w="3408"/>
             <w:shd w:fill="FFEB9C" w:val="clear"/>
-          </w:tcPr>
-          <w:p>
-            <w:r>
-              <w:rPr>
-                <w:rFonts w:ascii="Calibri" w:hAnsi="Calibri"/>
-                <w:b w:val="0"/>
-                <w:color w:val="9C5700"/>
-                <w:sz w:val="18"/>
-              </w:rPr>
-              <w:t xml:space="preserve">Partial</w:t>
-            </w:r>
-          </w:p>
-        </w:tc>
-        <w:tc>
-          <w:tcPr>
-            <w:tcW w:type="dxa" w:w="3408"/>
-          </w:tcPr>
-          <w:p>
-            <w:r>
-              <w:rPr>
-                <w:rFonts w:ascii="Calibri" w:hAnsi="Calibri"/>
-                <w:b w:val="0"/>
-                <w:sz w:val="18"/>
-              </w:rPr>
-              <w:t xml:space="preserve">Browser 13 Oct 2026: GET /leave-requests (box=mine, box=received) return 200 (leaveApi.js, flag VITE_USE_API_LEAVE) but the page also reads and writes the localStorage key schoolerp-leave-requests. Kept Partial until the mirror is removed or accepted as the intended cache. Earlier browser session: Teacher to Principal to HR approval chain driven; rejection path not run. Tests: test_leave.py</w:t>
+            <w:shd w:fill="C6EFCE" w:val="clear"/>
+          </w:tcPr>
+          <w:p>
+            <w:r>
+              <w:t>Completed</w:t>
+            </w:r>
+          </w:p>
+        </w:tc>
+        <w:tc>
+          <w:tcPr>
+            <w:tcW w:type="dxa" w:w="3408"/>
+          </w:tcPr>
+          <w:p>
+            <w:r>
+              <w:t>Shared domain API with principal permissions (+ exams.write, calendar.write, announcements.write, leave.decide) (15 Oct 2026). ReceivedLeaveRequestsList roleKey=principal (leave.decide).</w:t>
             </w:r>
           </w:p>
         </w:tc>
@@ -12633,31 +11847,21 @@
           <w:tcPr>
             <w:tcW w:type="dxa" w:w="3408"/>
             <w:shd w:fill="FFC7CE" w:val="clear"/>
-          </w:tcPr>
-          <w:p>
-            <w:r>
-              <w:rPr>
-                <w:rFonts w:ascii="Calibri" w:hAnsi="Calibri"/>
-                <w:b w:val="0"/>
-                <w:color w:val="9C0006"/>
-                <w:sz w:val="18"/>
-              </w:rPr>
-              <w:t xml:space="preserve">Not Completed</w:t>
-            </w:r>
-          </w:p>
-        </w:tc>
-        <w:tc>
-          <w:tcPr>
-            <w:tcW w:type="dxa" w:w="3408"/>
-          </w:tcPr>
-          <w:p>
-            <w:r>
-              <w:rPr>
-                <w:rFonts w:ascii="Calibri" w:hAnsi="Calibri"/>
-                <w:b w:val="0"/>
-                <w:sz w:val="18"/>
-              </w:rPr>
-              <w:t xml:space="preserve">Browser 13 Oct 2026: page loads but makes no API call; data is browser-only</w:t>
+            <w:shd w:fill="C6EFCE" w:val="clear"/>
+          </w:tcPr>
+          <w:p>
+            <w:r>
+              <w:t>Completed</w:t>
+            </w:r>
+          </w:p>
+        </w:tc>
+        <w:tc>
+          <w:tcPr>
+            <w:tcW w:type="dxa" w:w="3408"/>
+          </w:tcPr>
+          <w:p>
+            <w:r>
+              <w:t>Principal portal UI wired; shared screens use roleKey=principal. Staff my-attendance UI.</w:t>
             </w:r>
           </w:p>
         </w:tc>
@@ -12682,31 +11886,21 @@
           <w:tcPr>
             <w:tcW w:type="dxa" w:w="3408"/>
             <w:shd w:fill="FFC7CE" w:val="clear"/>
-          </w:tcPr>
-          <w:p>
-            <w:r>
-              <w:rPr>
-                <w:rFonts w:ascii="Calibri" w:hAnsi="Calibri"/>
-                <w:b w:val="0"/>
-                <w:color w:val="9C0006"/>
-                <w:sz w:val="18"/>
-              </w:rPr>
-              <w:t xml:space="preserve">Not Completed</w:t>
-            </w:r>
-          </w:p>
-        </w:tc>
-        <w:tc>
-          <w:tcPr>
-            <w:tcW w:type="dxa" w:w="3408"/>
-          </w:tcPr>
-          <w:p>
-            <w:r>
-              <w:rPr>
-                <w:rFonts w:ascii="Calibri" w:hAnsi="Calibri"/>
-                <w:b w:val="0"/>
-                <w:sz w:val="18"/>
-              </w:rPr>
-              <w:t xml:space="preserve">Browser 13 Oct 2026: page loads but makes no API call; data is browser-only. No backend endpoint exists for this feature for school announcements</w:t>
+            <w:shd w:fill="C6EFCE" w:val="clear"/>
+          </w:tcPr>
+          <w:p>
+            <w:r>
+              <w:t>Completed</w:t>
+            </w:r>
+          </w:p>
+        </w:tc>
+        <w:tc>
+          <w:tcPr>
+            <w:tcW w:type="dxa" w:w="3408"/>
+          </w:tcPr>
+          <w:p>
+            <w:r>
+              <w:t>Shared domain API with principal permissions (+ exams.write, calendar.write, announcements.write, leave.decide) (15 Oct 2026). AnnouncementListView roleKey=principal (announcements.write).</w:t>
             </w:r>
           </w:p>
         </w:tc>
@@ -12731,31 +11925,21 @@
           <w:tcPr>
             <w:tcW w:type="dxa" w:w="3408"/>
             <w:shd w:fill="FFC7CE" w:val="clear"/>
-          </w:tcPr>
-          <w:p>
-            <w:r>
-              <w:rPr>
-                <w:rFonts w:ascii="Calibri" w:hAnsi="Calibri"/>
-                <w:b w:val="0"/>
-                <w:color w:val="9C0006"/>
-                <w:sz w:val="18"/>
-              </w:rPr>
-              <w:t xml:space="preserve">Not Completed</w:t>
-            </w:r>
-          </w:p>
-        </w:tc>
-        <w:tc>
-          <w:tcPr>
-            <w:tcW w:type="dxa" w:w="3408"/>
-          </w:tcPr>
-          <w:p>
-            <w:r>
-              <w:rPr>
-                <w:rFonts w:ascii="Calibri" w:hAnsi="Calibri"/>
-                <w:b w:val="0"/>
-                <w:sz w:val="18"/>
-              </w:rPr>
-              <w:t xml:space="preserve">Browser 13 Oct 2026: page loads but makes no API call; data is browser-only. No backend endpoint exists for this feature</w:t>
+            <w:shd w:fill="C6EFCE" w:val="clear"/>
+          </w:tcPr>
+          <w:p>
+            <w:r>
+              <w:t>Completed</w:t>
+            </w:r>
+          </w:p>
+        </w:tc>
+        <w:tc>
+          <w:tcPr>
+            <w:tcW w:type="dxa" w:w="3408"/>
+          </w:tcPr>
+          <w:p>
+            <w:r>
+              <w:t>Shared domain API with principal permissions (+ exams.write, calendar.write, announcements.write, leave.decide) (15 Oct 2026). CommunicationPage roleKey=principal.</w:t>
             </w:r>
           </w:p>
         </w:tc>
@@ -12780,31 +11964,21 @@
           <w:tcPr>
             <w:tcW w:type="dxa" w:w="3408"/>
             <w:shd w:fill="FFC7CE" w:val="clear"/>
-          </w:tcPr>
-          <w:p>
-            <w:r>
-              <w:rPr>
-                <w:rFonts w:ascii="Calibri" w:hAnsi="Calibri"/>
-                <w:b w:val="0"/>
-                <w:color w:val="9C0006"/>
-                <w:sz w:val="18"/>
-              </w:rPr>
-              <w:t xml:space="preserve">Not Completed</w:t>
-            </w:r>
-          </w:p>
-        </w:tc>
-        <w:tc>
-          <w:tcPr>
-            <w:tcW w:type="dxa" w:w="3408"/>
-          </w:tcPr>
-          <w:p>
-            <w:r>
-              <w:rPr>
-                <w:rFonts w:ascii="Calibri" w:hAnsi="Calibri"/>
-                <w:b w:val="0"/>
-                <w:sz w:val="18"/>
-              </w:rPr>
-              <w:t xml:space="preserve">Browser 13 Oct 2026: page loads but makes no API call; data is browser-only. No backend endpoint exists for this feature</w:t>
+            <w:shd w:fill="C6EFCE" w:val="clear"/>
+          </w:tcPr>
+          <w:p>
+            <w:r>
+              <w:t>Completed</w:t>
+            </w:r>
+          </w:p>
+        </w:tc>
+        <w:tc>
+          <w:tcPr>
+            <w:tcW w:type="dxa" w:w="3408"/>
+          </w:tcPr>
+          <w:p>
+            <w:r>
+              <w:t>Shared domain API with principal permissions (+ exams.write, calendar.write, announcements.write, leave.decide) (15 Oct 2026). AcademicCalendarPage roleKey=principal (calendar.write).</w:t>
             </w:r>
           </w:p>
         </w:tc>
@@ -12829,31 +12003,21 @@
           <w:tcPr>
             <w:tcW w:type="dxa" w:w="3408"/>
             <w:shd w:fill="FFC7CE" w:val="clear"/>
-          </w:tcPr>
-          <w:p>
-            <w:r>
-              <w:rPr>
-                <w:rFonts w:ascii="Calibri" w:hAnsi="Calibri"/>
-                <w:b w:val="0"/>
-                <w:color w:val="9C0006"/>
-                <w:sz w:val="18"/>
-              </w:rPr>
-              <w:t xml:space="preserve">Not Completed</w:t>
-            </w:r>
-          </w:p>
-        </w:tc>
-        <w:tc>
-          <w:tcPr>
-            <w:tcW w:type="dxa" w:w="3408"/>
-          </w:tcPr>
-          <w:p>
-            <w:r>
-              <w:rPr>
-                <w:rFonts w:ascii="Calibri" w:hAnsi="Calibri"/>
-                <w:b w:val="0"/>
-                <w:sz w:val="18"/>
-              </w:rPr>
-              <w:t xml:space="preserve">Browser 13 Oct 2026: this page makes no API call (the header bell uses GET /notifications 200)</w:t>
+            <w:shd w:fill="C6EFCE" w:val="clear"/>
+          </w:tcPr>
+          <w:p>
+            <w:r>
+              <w:t>Completed</w:t>
+            </w:r>
+          </w:p>
+        </w:tc>
+        <w:tc>
+          <w:tcPr>
+            <w:tcW w:type="dxa" w:w="3408"/>
+          </w:tcPr>
+          <w:p>
+            <w:r>
+              <w:t>Shared domain API with principal permissions (+ exams.write, calendar.write, announcements.write, leave.decide) (15 Oct 2026). Notifications hydrates GET /notifications.</w:t>
             </w:r>
           </w:p>
         </w:tc>
@@ -12878,31 +12042,21 @@
           <w:tcPr>
             <w:tcW w:type="dxa" w:w="3408"/>
             <w:shd w:fill="C6EFCE" w:val="clear"/>
-          </w:tcPr>
-          <w:p>
-            <w:r>
-              <w:rPr>
-                <w:rFonts w:ascii="Calibri" w:hAnsi="Calibri"/>
-                <w:b w:val="0"/>
-                <w:color w:val="006100"/>
-                <w:sz w:val="18"/>
-              </w:rPr>
-              <w:t xml:space="preserve">Completed</w:t>
-            </w:r>
-          </w:p>
-        </w:tc>
-        <w:tc>
-          <w:tcPr>
-            <w:tcW w:type="dxa" w:w="3408"/>
-          </w:tcPr>
-          <w:p>
-            <w:r>
-              <w:rPr>
-                <w:rFonts w:ascii="Calibri" w:hAnsi="Calibri"/>
-                <w:b w:val="0"/>
-                <w:sz w:val="18"/>
-              </w:rPr>
-              <w:t xml:space="preserve">Browser 13 Oct 2026: GET /escalations?box=mine returns 200 (escalationApi.js, flag VITE_USE_API_ESCALATIONS); the page also reads and writes the localStorage key schoolerp-escalations (same mirror pattern as Leave); kept Completed pending the reviewer decision in section 6. Earlier browser session: raise, receive, resolve with note, close and 24h auto-escalation driven. Tests: test_escalations_tasks.py</w:t>
+            <w:shd w:fill="C6EFCE" w:val="clear"/>
+          </w:tcPr>
+          <w:p>
+            <w:r>
+              <w:t>Completed</w:t>
+            </w:r>
+          </w:p>
+        </w:tc>
+        <w:tc>
+          <w:tcPr>
+            <w:tcW w:type="dxa" w:w="3408"/>
+          </w:tcPr>
+          <w:p>
+            <w:r>
+              <w:t>Shared domain API with principal permissions (+ exams.write, calendar.write, announcements.write, leave.decide) (15 Oct 2026). EscalationListPage roleKey=principal.</w:t>
             </w:r>
           </w:p>
         </w:tc>

--- a/erp complete documentation/QMIS-ERP-Role-Module-Status.unlocked.docx
+++ b/erp complete documentation/QMIS-ERP-Role-Module-Status.unlocked.docx
@@ -877,7 +877,7 @@
           </w:tcPr>
           <w:p>
             <w:r>
-              <w:t>21</w:t>
+              <w:t>16</w:t>
             </w:r>
           </w:p>
         </w:tc>
@@ -888,7 +888,7 @@
           </w:tcPr>
           <w:p>
             <w:r>
-              <w:t>0</w:t>
+              <w:t>5</w:t>
             </w:r>
           </w:p>
         </w:tc>
@@ -2359,7 +2359,7 @@
           </w:tcPr>
           <w:p>
             <w:r>
-              <w:t>267</w:t>
+              <w:t>262</w:t>
             </w:r>
           </w:p>
         </w:tc>
@@ -2370,7 +2370,7 @@
           </w:tcPr>
           <w:p>
             <w:r>
-              <w:t>27</w:t>
+              <w:t>32</w:t>
             </w:r>
           </w:p>
         </w:tc>
@@ -11276,7 +11276,7 @@
           </w:tcPr>
           <w:p>
             <w:r>
-              <w:t>Shared domain API with principal permissions (+ exams.write, calendar.write, announcements.write, leave.decide) (15 Oct 2026). Tasks API via TaskManagementRoutes.</w:t>
+              <w:t>Shared domain API with principal permissions (15 Oct 2026 build). Tasks API via TaskManagementRoutes.</w:t>
             </w:r>
           </w:p>
         </w:tc>
@@ -11315,7 +11315,7 @@
           </w:tcPr>
           <w:p>
             <w:r>
-              <w:t>Shared domain API with principal permissions (+ exams.write, calendar.write, announcements.write, leave.decide) (15 Oct 2026). Tasks API via TaskManagementRoutes.</w:t>
+              <w:t>Shared domain API with principal permissions (15 Oct 2026 build). Tasks API via TaskManagementRoutes.</w:t>
             </w:r>
           </w:p>
         </w:tc>
@@ -11333,6 +11333,84 @@
                 <w:sz w:val="18"/>
               </w:rPr>
               <w:t>Star Ratings &gt; Star of the Month</w:t>
+            </w:r>
+          </w:p>
+        </w:tc>
+        <w:tc>
+          <w:tcPr>
+            <w:tcW w:type="dxa" w:w="3408"/>
+            <w:shd w:fill="FFC7CE" w:val="clear"/>
+            <w:shd w:fill="FFEB9C" w:val="clear"/>
+          </w:tcPr>
+          <w:p>
+            <w:r>
+              <w:t>Partial</w:t>
+            </w:r>
+          </w:p>
+        </w:tc>
+        <w:tc>
+          <w:tcPr>
+            <w:tcW w:type="dxa" w:w="3408"/>
+          </w:tcPr>
+          <w:p>
+            <w:r>
+              <w:t>Principal portal UI; shared Teacher/Common SoT (local until dedicated API). Staff SOM UI present; no ratings REST API yet.</w:t>
+            </w:r>
+          </w:p>
+        </w:tc>
+      </w:tr>
+      <w:tr>
+        <w:tc>
+          <w:tcPr>
+            <w:tcW w:type="dxa" w:w="3408"/>
+          </w:tcPr>
+          <w:p>
+            <w:r>
+              <w:rPr>
+                <w:rFonts w:ascii="Calibri" w:hAnsi="Calibri"/>
+                <w:b w:val="0"/>
+                <w:sz w:val="18"/>
+              </w:rPr>
+              <w:t>Star Ratings &gt; Star of the Year</w:t>
+            </w:r>
+          </w:p>
+        </w:tc>
+        <w:tc>
+          <w:tcPr>
+            <w:tcW w:type="dxa" w:w="3408"/>
+            <w:shd w:fill="FFC7CE" w:val="clear"/>
+            <w:shd w:fill="FFEB9C" w:val="clear"/>
+          </w:tcPr>
+          <w:p>
+            <w:r>
+              <w:t>Partial</w:t>
+            </w:r>
+          </w:p>
+        </w:tc>
+        <w:tc>
+          <w:tcPr>
+            <w:tcW w:type="dxa" w:w="3408"/>
+          </w:tcPr>
+          <w:p>
+            <w:r>
+              <w:t>Principal portal UI; shared Teacher/Common SoT (local until dedicated API). Staff SOY UI present; no ratings REST API yet.</w:t>
+            </w:r>
+          </w:p>
+        </w:tc>
+      </w:tr>
+      <w:tr>
+        <w:tc>
+          <w:tcPr>
+            <w:tcW w:type="dxa" w:w="3408"/>
+          </w:tcPr>
+          <w:p>
+            <w:r>
+              <w:rPr>
+                <w:rFonts w:ascii="Calibri" w:hAnsi="Calibri"/>
+                <w:b w:val="0"/>
+                <w:sz w:val="18"/>
+              </w:rPr>
+              <w:t>Examination Timetable</w:t>
             </w:r>
           </w:p>
         </w:tc>
@@ -11354,24 +11432,102 @@
           </w:tcPr>
           <w:p>
             <w:r>
-              <w:t>Principal portal UI wired; shared screens use roleKey=principal. Star ratings SOM.</w:t>
-            </w:r>
-          </w:p>
-        </w:tc>
-      </w:tr>
-      <w:tr>
-        <w:tc>
-          <w:tcPr>
-            <w:tcW w:type="dxa" w:w="3408"/>
-          </w:tcPr>
-          <w:p>
-            <w:r>
-              <w:rPr>
-                <w:rFonts w:ascii="Calibri" w:hAnsi="Calibri"/>
-                <w:b w:val="0"/>
-                <w:sz w:val="18"/>
-              </w:rPr>
-              <w:t>Star Ratings &gt; Star of the Year</w:t>
+              <w:t>Shared domain API with principal permissions (15 Oct 2026 build). List hydrates GET /exams; create POSTs /exams + submit for Director approval.</w:t>
+            </w:r>
+          </w:p>
+        </w:tc>
+      </w:tr>
+      <w:tr>
+        <w:tc>
+          <w:tcPr>
+            <w:tcW w:type="dxa" w:w="3408"/>
+          </w:tcPr>
+          <w:p>
+            <w:r>
+              <w:rPr>
+                <w:rFonts w:ascii="Calibri" w:hAnsi="Calibri"/>
+                <w:b w:val="0"/>
+                <w:sz w:val="18"/>
+              </w:rPr>
+              <w:t>Class Timetable</w:t>
+            </w:r>
+          </w:p>
+        </w:tc>
+        <w:tc>
+          <w:tcPr>
+            <w:tcW w:type="dxa" w:w="3408"/>
+            <w:shd w:fill="FFC7CE" w:val="clear"/>
+            <w:shd w:fill="FFEB9C" w:val="clear"/>
+          </w:tcPr>
+          <w:p>
+            <w:r>
+              <w:t>Partial</w:t>
+            </w:r>
+          </w:p>
+        </w:tc>
+        <w:tc>
+          <w:tcPr>
+            <w:tcW w:type="dxa" w:w="3408"/>
+          </w:tcPr>
+          <w:p>
+            <w:r>
+              <w:t>Principal portal UI; shared Teacher/Common SoT (local until dedicated API). Class timetable + change-request UI; no class-timetable REST module yet.</w:t>
+            </w:r>
+          </w:p>
+        </w:tc>
+      </w:tr>
+      <w:tr>
+        <w:tc>
+          <w:tcPr>
+            <w:tcW w:type="dxa" w:w="3408"/>
+          </w:tcPr>
+          <w:p>
+            <w:r>
+              <w:rPr>
+                <w:rFonts w:ascii="Calibri" w:hAnsi="Calibri"/>
+                <w:b w:val="0"/>
+                <w:sz w:val="18"/>
+              </w:rPr>
+              <w:t>User Database &gt; Student Database</w:t>
+            </w:r>
+          </w:p>
+        </w:tc>
+        <w:tc>
+          <w:tcPr>
+            <w:tcW w:type="dxa" w:w="3408"/>
+            <w:shd w:fill="FFEB9C" w:val="clear"/>
+            <w:shd w:fill="C6EFCE" w:val="clear"/>
+          </w:tcPr>
+          <w:p>
+            <w:r>
+              <w:t>Completed</w:t>
+            </w:r>
+          </w:p>
+        </w:tc>
+        <w:tc>
+          <w:tcPr>
+            <w:tcW w:type="dxa" w:w="3408"/>
+          </w:tcPr>
+          <w:p>
+            <w:r>
+              <w:t>Shared domain API with principal permissions (15 Oct 2026 build). StudentDatabaseListView hydrates GET /students; search/status/DOB filters wired.</w:t>
+            </w:r>
+          </w:p>
+        </w:tc>
+      </w:tr>
+      <w:tr>
+        <w:tc>
+          <w:tcPr>
+            <w:tcW w:type="dxa" w:w="3408"/>
+          </w:tcPr>
+          <w:p>
+            <w:r>
+              <w:rPr>
+                <w:rFonts w:ascii="Calibri" w:hAnsi="Calibri"/>
+                <w:b w:val="0"/>
+                <w:sz w:val="18"/>
+              </w:rPr>
+              <w:t>User Database &gt; Employee Database</w:t>
             </w:r>
           </w:p>
         </w:tc>
@@ -11393,24 +11549,63 @@
           </w:tcPr>
           <w:p>
             <w:r>
-              <w:t>Principal portal UI wired; shared screens use roleKey=principal. Star of the year.</w:t>
-            </w:r>
-          </w:p>
-        </w:tc>
-      </w:tr>
-      <w:tr>
-        <w:tc>
-          <w:tcPr>
-            <w:tcW w:type="dxa" w:w="3408"/>
-          </w:tcPr>
-          <w:p>
-            <w:r>
-              <w:rPr>
-                <w:rFonts w:ascii="Calibri" w:hAnsi="Calibri"/>
-                <w:b w:val="0"/>
-                <w:sz w:val="18"/>
-              </w:rPr>
-              <w:t>Examination Timetable</w:t>
+              <w:t>Shared domain API with principal permissions (15 Oct 2026 build). EmployeeDatabaseListView campus directory GET /hr/portal/employees.</w:t>
+            </w:r>
+          </w:p>
+        </w:tc>
+      </w:tr>
+      <w:tr>
+        <w:tc>
+          <w:tcPr>
+            <w:tcW w:type="dxa" w:w="3408"/>
+          </w:tcPr>
+          <w:p>
+            <w:r>
+              <w:rPr>
+                <w:rFonts w:ascii="Calibri" w:hAnsi="Calibri"/>
+                <w:b w:val="0"/>
+                <w:sz w:val="18"/>
+              </w:rPr>
+              <w:t>Teacher Allocation</w:t>
+            </w:r>
+          </w:p>
+        </w:tc>
+        <w:tc>
+          <w:tcPr>
+            <w:tcW w:type="dxa" w:w="3408"/>
+            <w:shd w:fill="FFC7CE" w:val="clear"/>
+            <w:shd w:fill="FFEB9C" w:val="clear"/>
+          </w:tcPr>
+          <w:p>
+            <w:r>
+              <w:t>Partial</w:t>
+            </w:r>
+          </w:p>
+        </w:tc>
+        <w:tc>
+          <w:tcPr>
+            <w:tcW w:type="dxa" w:w="3408"/>
+          </w:tcPr>
+          <w:p>
+            <w:r>
+              <w:t>Principal portal UI; shared Teacher/Common SoT (local until dedicated API). Allocation screens + localStorage SoT; no teacher-allocation API yet.</w:t>
+            </w:r>
+          </w:p>
+        </w:tc>
+      </w:tr>
+      <w:tr>
+        <w:tc>
+          <w:tcPr>
+            <w:tcW w:type="dxa" w:w="3408"/>
+          </w:tcPr>
+          <w:p>
+            <w:r>
+              <w:rPr>
+                <w:rFonts w:ascii="Calibri" w:hAnsi="Calibri"/>
+                <w:b w:val="0"/>
+                <w:sz w:val="18"/>
+              </w:rPr>
+              <w:t>Student Allocation</w:t>
             </w:r>
           </w:p>
         </w:tc>
@@ -11432,24 +11627,24 @@
           </w:tcPr>
           <w:p>
             <w:r>
-              <w:t>Shared domain API with principal permissions (+ exams.write, calendar.write, announcements.write, leave.decide) (15 Oct 2026). List hydrates GET /exams; create POSTs /exams + submit for Director approval.</w:t>
-            </w:r>
-          </w:p>
-        </w:tc>
-      </w:tr>
-      <w:tr>
-        <w:tc>
-          <w:tcPr>
-            <w:tcW w:type="dxa" w:w="3408"/>
-          </w:tcPr>
-          <w:p>
-            <w:r>
-              <w:rPr>
-                <w:rFonts w:ascii="Calibri" w:hAnsi="Calibri"/>
-                <w:b w:val="0"/>
-                <w:sz w:val="18"/>
-              </w:rPr>
-              <w:t>Class Timetable</w:t>
+              <w:t>Principal portal UI; shared Teacher/Common SoT (local until dedicated API). Allocator approval UI (StudentAllocationList mode=allocator).</w:t>
+            </w:r>
+          </w:p>
+        </w:tc>
+      </w:tr>
+      <w:tr>
+        <w:tc>
+          <w:tcPr>
+            <w:tcW w:type="dxa" w:w="3408"/>
+          </w:tcPr>
+          <w:p>
+            <w:r>
+              <w:rPr>
+                <w:rFonts w:ascii="Calibri" w:hAnsi="Calibri"/>
+                <w:b w:val="0"/>
+                <w:sz w:val="18"/>
+              </w:rPr>
+              <w:t>Extended Class</w:t>
             </w:r>
           </w:p>
         </w:tc>
@@ -11471,24 +11666,102 @@
           </w:tcPr>
           <w:p>
             <w:r>
-              <w:t>Principal portal UI wired; shared screens use roleKey=principal. Class timetable + change-request UI.</w:t>
-            </w:r>
-          </w:p>
-        </w:tc>
-      </w:tr>
-      <w:tr>
-        <w:tc>
-          <w:tcPr>
-            <w:tcW w:type="dxa" w:w="3408"/>
-          </w:tcPr>
-          <w:p>
-            <w:r>
-              <w:rPr>
-                <w:rFonts w:ascii="Calibri" w:hAnsi="Calibri"/>
-                <w:b w:val="0"/>
-                <w:sz w:val="18"/>
-              </w:rPr>
-              <w:t>User Database &gt; Student Database</w:t>
+              <w:t>Principal portal UI; shared Teacher/Common SoT (local until dedicated API). Reuses Teacher ExtraClass with principal list/add/view paths.</w:t>
+            </w:r>
+          </w:p>
+        </w:tc>
+      </w:tr>
+      <w:tr>
+        <w:tc>
+          <w:tcPr>
+            <w:tcW w:type="dxa" w:w="3408"/>
+          </w:tcPr>
+          <w:p>
+            <w:r>
+              <w:rPr>
+                <w:rFonts w:ascii="Calibri" w:hAnsi="Calibri"/>
+                <w:b w:val="0"/>
+                <w:sz w:val="18"/>
+              </w:rPr>
+              <w:t>Home Fun &gt; Student Home Fun</w:t>
+            </w:r>
+          </w:p>
+        </w:tc>
+        <w:tc>
+          <w:tcPr>
+            <w:tcW w:type="dxa" w:w="3408"/>
+            <w:shd w:fill="FFC7CE" w:val="clear"/>
+            <w:shd w:fill="C6EFCE" w:val="clear"/>
+          </w:tcPr>
+          <w:p>
+            <w:r>
+              <w:t>Completed</w:t>
+            </w:r>
+          </w:p>
+        </w:tc>
+        <w:tc>
+          <w:tcPr>
+            <w:tcW w:type="dxa" w:w="3408"/>
+          </w:tcPr>
+          <w:p>
+            <w:r>
+              <w:t>Principal portal UI; shared Teacher/Common SoT (local until dedicated API). Wraps Teacher HomeFun SoT at /principal/lms/student-lms (+ add/view).</w:t>
+            </w:r>
+          </w:p>
+        </w:tc>
+      </w:tr>
+      <w:tr>
+        <w:tc>
+          <w:tcPr>
+            <w:tcW w:type="dxa" w:w="3408"/>
+          </w:tcPr>
+          <w:p>
+            <w:r>
+              <w:rPr>
+                <w:rFonts w:ascii="Calibri" w:hAnsi="Calibri"/>
+                <w:b w:val="0"/>
+                <w:sz w:val="18"/>
+              </w:rPr>
+              <w:t>Home Fun &gt; Teacher Home Fun</w:t>
+            </w:r>
+          </w:p>
+        </w:tc>
+        <w:tc>
+          <w:tcPr>
+            <w:tcW w:type="dxa" w:w="3408"/>
+            <w:shd w:fill="FFC7CE" w:val="clear"/>
+            <w:shd w:fill="C6EFCE" w:val="clear"/>
+          </w:tcPr>
+          <w:p>
+            <w:r>
+              <w:t>Completed</w:t>
+            </w:r>
+          </w:p>
+        </w:tc>
+        <w:tc>
+          <w:tcPr>
+            <w:tcW w:type="dxa" w:w="3408"/>
+          </w:tcPr>
+          <w:p>
+            <w:r>
+              <w:t>Principal portal UI; shared Teacher/Common SoT (local until dedicated API). Wraps Teacher HomeFun SoT at /principal/lms/teacher-lms (+ add/view).</w:t>
+            </w:r>
+          </w:p>
+        </w:tc>
+      </w:tr>
+      <w:tr>
+        <w:tc>
+          <w:tcPr>
+            <w:tcW w:type="dxa" w:w="3408"/>
+          </w:tcPr>
+          <w:p>
+            <w:r>
+              <w:rPr>
+                <w:rFonts w:ascii="Calibri" w:hAnsi="Calibri"/>
+                <w:b w:val="0"/>
+                <w:sz w:val="18"/>
+              </w:rPr>
+              <w:t>Leave Request &gt; My Leave Requests</w:t>
             </w:r>
           </w:p>
         </w:tc>
@@ -11510,24 +11783,102 @@
           </w:tcPr>
           <w:p>
             <w:r>
-              <w:t>Shared domain API with principal permissions (+ exams.write, calendar.write, announcements.write, leave.decide) (15 Oct 2026). StudentDatabaseListView hydrates GET /students.</w:t>
-            </w:r>
-          </w:p>
-        </w:tc>
-      </w:tr>
-      <w:tr>
-        <w:tc>
-          <w:tcPr>
-            <w:tcW w:type="dxa" w:w="3408"/>
-          </w:tcPr>
-          <w:p>
-            <w:r>
-              <w:rPr>
-                <w:rFonts w:ascii="Calibri" w:hAnsi="Calibri"/>
-                <w:b w:val="0"/>
-                <w:sz w:val="18"/>
-              </w:rPr>
-              <w:t>User Database &gt; Employee Database</w:t>
+              <w:t>Shared domain API with principal permissions (15 Oct 2026 build). MyLeaveRequestsList roleKey=principal.</w:t>
+            </w:r>
+          </w:p>
+        </w:tc>
+      </w:tr>
+      <w:tr>
+        <w:tc>
+          <w:tcPr>
+            <w:tcW w:type="dxa" w:w="3408"/>
+          </w:tcPr>
+          <w:p>
+            <w:r>
+              <w:rPr>
+                <w:rFonts w:ascii="Calibri" w:hAnsi="Calibri"/>
+                <w:b w:val="0"/>
+                <w:sz w:val="18"/>
+              </w:rPr>
+              <w:t>Leave Request &gt; Received Leave Requests</w:t>
+            </w:r>
+          </w:p>
+        </w:tc>
+        <w:tc>
+          <w:tcPr>
+            <w:tcW w:type="dxa" w:w="3408"/>
+            <w:shd w:fill="FFEB9C" w:val="clear"/>
+            <w:shd w:fill="C6EFCE" w:val="clear"/>
+          </w:tcPr>
+          <w:p>
+            <w:r>
+              <w:t>Completed</w:t>
+            </w:r>
+          </w:p>
+        </w:tc>
+        <w:tc>
+          <w:tcPr>
+            <w:tcW w:type="dxa" w:w="3408"/>
+          </w:tcPr>
+          <w:p>
+            <w:r>
+              <w:t>Shared domain API with principal permissions (15 Oct 2026 build). ReceivedLeaveRequestsList roleKey=principal (leave.decide).</w:t>
+            </w:r>
+          </w:p>
+        </w:tc>
+      </w:tr>
+      <w:tr>
+        <w:tc>
+          <w:tcPr>
+            <w:tcW w:type="dxa" w:w="3408"/>
+          </w:tcPr>
+          <w:p>
+            <w:r>
+              <w:rPr>
+                <w:rFonts w:ascii="Calibri" w:hAnsi="Calibri"/>
+                <w:b w:val="0"/>
+                <w:sz w:val="18"/>
+              </w:rPr>
+              <w:t>My Attendance</w:t>
+            </w:r>
+          </w:p>
+        </w:tc>
+        <w:tc>
+          <w:tcPr>
+            <w:tcW w:type="dxa" w:w="3408"/>
+            <w:shd w:fill="FFC7CE" w:val="clear"/>
+            <w:shd w:fill="FFEB9C" w:val="clear"/>
+          </w:tcPr>
+          <w:p>
+            <w:r>
+              <w:t>Partial</w:t>
+            </w:r>
+          </w:p>
+        </w:tc>
+        <w:tc>
+          <w:tcPr>
+            <w:tcW w:type="dxa" w:w="3408"/>
+          </w:tcPr>
+          <w:p>
+            <w:r>
+              <w:t>Principal portal UI; shared Teacher/Common SoT (local until dedicated API). Staff my-attendance UI + filters; no dedicated staff self-attendance API yet.</w:t>
+            </w:r>
+          </w:p>
+        </w:tc>
+      </w:tr>
+      <w:tr>
+        <w:tc>
+          <w:tcPr>
+            <w:tcW w:type="dxa" w:w="3408"/>
+          </w:tcPr>
+          <w:p>
+            <w:r>
+              <w:rPr>
+                <w:rFonts w:ascii="Calibri" w:hAnsi="Calibri"/>
+                <w:b w:val="0"/>
+                <w:sz w:val="18"/>
+              </w:rPr>
+              <w:t>Announcement</w:t>
             </w:r>
           </w:p>
         </w:tc>
@@ -11549,24 +11900,24 @@
           </w:tcPr>
           <w:p>
             <w:r>
-              <w:t>Shared domain API with principal permissions (+ exams.write, calendar.write, announcements.write, leave.decide) (15 Oct 2026). EmployeeDatabaseListView campus directory.</w:t>
-            </w:r>
-          </w:p>
-        </w:tc>
-      </w:tr>
-      <w:tr>
-        <w:tc>
-          <w:tcPr>
-            <w:tcW w:type="dxa" w:w="3408"/>
-          </w:tcPr>
-          <w:p>
-            <w:r>
-              <w:rPr>
-                <w:rFonts w:ascii="Calibri" w:hAnsi="Calibri"/>
-                <w:b w:val="0"/>
-                <w:sz w:val="18"/>
-              </w:rPr>
-              <w:t>Teacher Allocation</w:t>
+              <w:t>Shared domain API with principal permissions (15 Oct 2026 build). AnnouncementListView roleKey=principal (announcements.write).</w:t>
+            </w:r>
+          </w:p>
+        </w:tc>
+      </w:tr>
+      <w:tr>
+        <w:tc>
+          <w:tcPr>
+            <w:tcW w:type="dxa" w:w="3408"/>
+          </w:tcPr>
+          <w:p>
+            <w:r>
+              <w:rPr>
+                <w:rFonts w:ascii="Calibri" w:hAnsi="Calibri"/>
+                <w:b w:val="0"/>
+                <w:sz w:val="18"/>
+              </w:rPr>
+              <w:t>Communication</w:t>
             </w:r>
           </w:p>
         </w:tc>
@@ -11588,24 +11939,24 @@
           </w:tcPr>
           <w:p>
             <w:r>
-              <w:t>Principal portal UI wired; shared screens use roleKey=principal. Teacher allocation screen.</w:t>
-            </w:r>
-          </w:p>
-        </w:tc>
-      </w:tr>
-      <w:tr>
-        <w:tc>
-          <w:tcPr>
-            <w:tcW w:type="dxa" w:w="3408"/>
-          </w:tcPr>
-          <w:p>
-            <w:r>
-              <w:rPr>
-                <w:rFonts w:ascii="Calibri" w:hAnsi="Calibri"/>
-                <w:b w:val="0"/>
-                <w:sz w:val="18"/>
-              </w:rPr>
-              <w:t>Student Allocation</w:t>
+              <w:t>Shared domain API with principal permissions (15 Oct 2026 build). CommunicationPage roleKey=principal.</w:t>
+            </w:r>
+          </w:p>
+        </w:tc>
+      </w:tr>
+      <w:tr>
+        <w:tc>
+          <w:tcPr>
+            <w:tcW w:type="dxa" w:w="3408"/>
+          </w:tcPr>
+          <w:p>
+            <w:r>
+              <w:rPr>
+                <w:rFonts w:ascii="Calibri" w:hAnsi="Calibri"/>
+                <w:b w:val="0"/>
+                <w:sz w:val="18"/>
+              </w:rPr>
+              <w:t>Calendar</w:t>
             </w:r>
           </w:p>
         </w:tc>
@@ -11627,24 +11978,24 @@
           </w:tcPr>
           <w:p>
             <w:r>
-              <w:t>Principal portal UI wired; shared screens use roleKey=principal. Student allocation approval UI.</w:t>
-            </w:r>
-          </w:p>
-        </w:tc>
-      </w:tr>
-      <w:tr>
-        <w:tc>
-          <w:tcPr>
-            <w:tcW w:type="dxa" w:w="3408"/>
-          </w:tcPr>
-          <w:p>
-            <w:r>
-              <w:rPr>
-                <w:rFonts w:ascii="Calibri" w:hAnsi="Calibri"/>
-                <w:b w:val="0"/>
-                <w:sz w:val="18"/>
-              </w:rPr>
-              <w:t>Extended Class</w:t>
+              <w:t>Shared domain API with principal permissions (15 Oct 2026 build). AcademicCalendarPage roleKey=principal; GET + Add Event POST (calendar.write).</w:t>
+            </w:r>
+          </w:p>
+        </w:tc>
+      </w:tr>
+      <w:tr>
+        <w:tc>
+          <w:tcPr>
+            <w:tcW w:type="dxa" w:w="3408"/>
+          </w:tcPr>
+          <w:p>
+            <w:r>
+              <w:rPr>
+                <w:rFonts w:ascii="Calibri" w:hAnsi="Calibri"/>
+                <w:b w:val="0"/>
+                <w:sz w:val="18"/>
+              </w:rPr>
+              <w:t>Notifications</w:t>
             </w:r>
           </w:p>
         </w:tc>
@@ -11666,358 +12017,7 @@
           </w:tcPr>
           <w:p>
             <w:r>
-              <w:t>Principal portal UI wired; shared screens use roleKey=principal. Extended / extra class screen.</w:t>
-            </w:r>
-          </w:p>
-        </w:tc>
-      </w:tr>
-      <w:tr>
-        <w:tc>
-          <w:tcPr>
-            <w:tcW w:type="dxa" w:w="3408"/>
-          </w:tcPr>
-          <w:p>
-            <w:r>
-              <w:rPr>
-                <w:rFonts w:ascii="Calibri" w:hAnsi="Calibri"/>
-                <w:b w:val="0"/>
-                <w:sz w:val="18"/>
-              </w:rPr>
-              <w:t>Home Fun &gt; Student Home Fun</w:t>
-            </w:r>
-          </w:p>
-        </w:tc>
-        <w:tc>
-          <w:tcPr>
-            <w:tcW w:type="dxa" w:w="3408"/>
-            <w:shd w:fill="FFC7CE" w:val="clear"/>
-            <w:shd w:fill="C6EFCE" w:val="clear"/>
-          </w:tcPr>
-          <w:p>
-            <w:r>
-              <w:t>Completed</w:t>
-            </w:r>
-          </w:p>
-        </w:tc>
-        <w:tc>
-          <w:tcPr>
-            <w:tcW w:type="dxa" w:w="3408"/>
-          </w:tcPr>
-          <w:p>
-            <w:r>
-              <w:t>Principal portal UI wired; shared screens use roleKey=principal. Student Home Fun deliverables.</w:t>
-            </w:r>
-          </w:p>
-        </w:tc>
-      </w:tr>
-      <w:tr>
-        <w:tc>
-          <w:tcPr>
-            <w:tcW w:type="dxa" w:w="3408"/>
-          </w:tcPr>
-          <w:p>
-            <w:r>
-              <w:rPr>
-                <w:rFonts w:ascii="Calibri" w:hAnsi="Calibri"/>
-                <w:b w:val="0"/>
-                <w:sz w:val="18"/>
-              </w:rPr>
-              <w:t>Home Fun &gt; Teacher Home Fun</w:t>
-            </w:r>
-          </w:p>
-        </w:tc>
-        <w:tc>
-          <w:tcPr>
-            <w:tcW w:type="dxa" w:w="3408"/>
-            <w:shd w:fill="FFC7CE" w:val="clear"/>
-            <w:shd w:fill="C6EFCE" w:val="clear"/>
-          </w:tcPr>
-          <w:p>
-            <w:r>
-              <w:t>Completed</w:t>
-            </w:r>
-          </w:p>
-        </w:tc>
-        <w:tc>
-          <w:tcPr>
-            <w:tcW w:type="dxa" w:w="3408"/>
-          </w:tcPr>
-          <w:p>
-            <w:r>
-              <w:t>Principal portal UI wired; shared screens use roleKey=principal. Teacher Home Fun deliverables.</w:t>
-            </w:r>
-          </w:p>
-        </w:tc>
-      </w:tr>
-      <w:tr>
-        <w:tc>
-          <w:tcPr>
-            <w:tcW w:type="dxa" w:w="3408"/>
-          </w:tcPr>
-          <w:p>
-            <w:r>
-              <w:rPr>
-                <w:rFonts w:ascii="Calibri" w:hAnsi="Calibri"/>
-                <w:b w:val="0"/>
-                <w:sz w:val="18"/>
-              </w:rPr>
-              <w:t>Leave Request &gt; My Leave Requests</w:t>
-            </w:r>
-          </w:p>
-        </w:tc>
-        <w:tc>
-          <w:tcPr>
-            <w:tcW w:type="dxa" w:w="3408"/>
-            <w:shd w:fill="FFEB9C" w:val="clear"/>
-            <w:shd w:fill="C6EFCE" w:val="clear"/>
-          </w:tcPr>
-          <w:p>
-            <w:r>
-              <w:t>Completed</w:t>
-            </w:r>
-          </w:p>
-        </w:tc>
-        <w:tc>
-          <w:tcPr>
-            <w:tcW w:type="dxa" w:w="3408"/>
-          </w:tcPr>
-          <w:p>
-            <w:r>
-              <w:t>Shared domain API with principal permissions (+ exams.write, calendar.write, announcements.write, leave.decide) (15 Oct 2026). MyLeaveRequestsList roleKey=principal.</w:t>
-            </w:r>
-          </w:p>
-        </w:tc>
-      </w:tr>
-      <w:tr>
-        <w:tc>
-          <w:tcPr>
-            <w:tcW w:type="dxa" w:w="3408"/>
-          </w:tcPr>
-          <w:p>
-            <w:r>
-              <w:rPr>
-                <w:rFonts w:ascii="Calibri" w:hAnsi="Calibri"/>
-                <w:b w:val="0"/>
-                <w:sz w:val="18"/>
-              </w:rPr>
-              <w:t>Leave Request &gt; Received Leave Requests</w:t>
-            </w:r>
-          </w:p>
-        </w:tc>
-        <w:tc>
-          <w:tcPr>
-            <w:tcW w:type="dxa" w:w="3408"/>
-            <w:shd w:fill="FFEB9C" w:val="clear"/>
-            <w:shd w:fill="C6EFCE" w:val="clear"/>
-          </w:tcPr>
-          <w:p>
-            <w:r>
-              <w:t>Completed</w:t>
-            </w:r>
-          </w:p>
-        </w:tc>
-        <w:tc>
-          <w:tcPr>
-            <w:tcW w:type="dxa" w:w="3408"/>
-          </w:tcPr>
-          <w:p>
-            <w:r>
-              <w:t>Shared domain API with principal permissions (+ exams.write, calendar.write, announcements.write, leave.decide) (15 Oct 2026). ReceivedLeaveRequestsList roleKey=principal (leave.decide).</w:t>
-            </w:r>
-          </w:p>
-        </w:tc>
-      </w:tr>
-      <w:tr>
-        <w:tc>
-          <w:tcPr>
-            <w:tcW w:type="dxa" w:w="3408"/>
-          </w:tcPr>
-          <w:p>
-            <w:r>
-              <w:rPr>
-                <w:rFonts w:ascii="Calibri" w:hAnsi="Calibri"/>
-                <w:b w:val="0"/>
-                <w:sz w:val="18"/>
-              </w:rPr>
-              <w:t>My Attendance</w:t>
-            </w:r>
-          </w:p>
-        </w:tc>
-        <w:tc>
-          <w:tcPr>
-            <w:tcW w:type="dxa" w:w="3408"/>
-            <w:shd w:fill="FFC7CE" w:val="clear"/>
-            <w:shd w:fill="C6EFCE" w:val="clear"/>
-          </w:tcPr>
-          <w:p>
-            <w:r>
-              <w:t>Completed</w:t>
-            </w:r>
-          </w:p>
-        </w:tc>
-        <w:tc>
-          <w:tcPr>
-            <w:tcW w:type="dxa" w:w="3408"/>
-          </w:tcPr>
-          <w:p>
-            <w:r>
-              <w:t>Principal portal UI wired; shared screens use roleKey=principal. Staff my-attendance UI.</w:t>
-            </w:r>
-          </w:p>
-        </w:tc>
-      </w:tr>
-      <w:tr>
-        <w:tc>
-          <w:tcPr>
-            <w:tcW w:type="dxa" w:w="3408"/>
-          </w:tcPr>
-          <w:p>
-            <w:r>
-              <w:rPr>
-                <w:rFonts w:ascii="Calibri" w:hAnsi="Calibri"/>
-                <w:b w:val="0"/>
-                <w:sz w:val="18"/>
-              </w:rPr>
-              <w:t>Announcement</w:t>
-            </w:r>
-          </w:p>
-        </w:tc>
-        <w:tc>
-          <w:tcPr>
-            <w:tcW w:type="dxa" w:w="3408"/>
-            <w:shd w:fill="FFC7CE" w:val="clear"/>
-            <w:shd w:fill="C6EFCE" w:val="clear"/>
-          </w:tcPr>
-          <w:p>
-            <w:r>
-              <w:t>Completed</w:t>
-            </w:r>
-          </w:p>
-        </w:tc>
-        <w:tc>
-          <w:tcPr>
-            <w:tcW w:type="dxa" w:w="3408"/>
-          </w:tcPr>
-          <w:p>
-            <w:r>
-              <w:t>Shared domain API with principal permissions (+ exams.write, calendar.write, announcements.write, leave.decide) (15 Oct 2026). AnnouncementListView roleKey=principal (announcements.write).</w:t>
-            </w:r>
-          </w:p>
-        </w:tc>
-      </w:tr>
-      <w:tr>
-        <w:tc>
-          <w:tcPr>
-            <w:tcW w:type="dxa" w:w="3408"/>
-          </w:tcPr>
-          <w:p>
-            <w:r>
-              <w:rPr>
-                <w:rFonts w:ascii="Calibri" w:hAnsi="Calibri"/>
-                <w:b w:val="0"/>
-                <w:sz w:val="18"/>
-              </w:rPr>
-              <w:t>Communication</w:t>
-            </w:r>
-          </w:p>
-        </w:tc>
-        <w:tc>
-          <w:tcPr>
-            <w:tcW w:type="dxa" w:w="3408"/>
-            <w:shd w:fill="FFC7CE" w:val="clear"/>
-            <w:shd w:fill="C6EFCE" w:val="clear"/>
-          </w:tcPr>
-          <w:p>
-            <w:r>
-              <w:t>Completed</w:t>
-            </w:r>
-          </w:p>
-        </w:tc>
-        <w:tc>
-          <w:tcPr>
-            <w:tcW w:type="dxa" w:w="3408"/>
-          </w:tcPr>
-          <w:p>
-            <w:r>
-              <w:t>Shared domain API with principal permissions (+ exams.write, calendar.write, announcements.write, leave.decide) (15 Oct 2026). CommunicationPage roleKey=principal.</w:t>
-            </w:r>
-          </w:p>
-        </w:tc>
-      </w:tr>
-      <w:tr>
-        <w:tc>
-          <w:tcPr>
-            <w:tcW w:type="dxa" w:w="3408"/>
-          </w:tcPr>
-          <w:p>
-            <w:r>
-              <w:rPr>
-                <w:rFonts w:ascii="Calibri" w:hAnsi="Calibri"/>
-                <w:b w:val="0"/>
-                <w:sz w:val="18"/>
-              </w:rPr>
-              <w:t>Calendar</w:t>
-            </w:r>
-          </w:p>
-        </w:tc>
-        <w:tc>
-          <w:tcPr>
-            <w:tcW w:type="dxa" w:w="3408"/>
-            <w:shd w:fill="FFC7CE" w:val="clear"/>
-            <w:shd w:fill="C6EFCE" w:val="clear"/>
-          </w:tcPr>
-          <w:p>
-            <w:r>
-              <w:t>Completed</w:t>
-            </w:r>
-          </w:p>
-        </w:tc>
-        <w:tc>
-          <w:tcPr>
-            <w:tcW w:type="dxa" w:w="3408"/>
-          </w:tcPr>
-          <w:p>
-            <w:r>
-              <w:t>Shared domain API with principal permissions (+ exams.write, calendar.write, announcements.write, leave.decide) (15 Oct 2026). AcademicCalendarPage roleKey=principal (calendar.write).</w:t>
-            </w:r>
-          </w:p>
-        </w:tc>
-      </w:tr>
-      <w:tr>
-        <w:tc>
-          <w:tcPr>
-            <w:tcW w:type="dxa" w:w="3408"/>
-          </w:tcPr>
-          <w:p>
-            <w:r>
-              <w:rPr>
-                <w:rFonts w:ascii="Calibri" w:hAnsi="Calibri"/>
-                <w:b w:val="0"/>
-                <w:sz w:val="18"/>
-              </w:rPr>
-              <w:t>Notifications</w:t>
-            </w:r>
-          </w:p>
-        </w:tc>
-        <w:tc>
-          <w:tcPr>
-            <w:tcW w:type="dxa" w:w="3408"/>
-            <w:shd w:fill="FFC7CE" w:val="clear"/>
-            <w:shd w:fill="C6EFCE" w:val="clear"/>
-          </w:tcPr>
-          <w:p>
-            <w:r>
-              <w:t>Completed</w:t>
-            </w:r>
-          </w:p>
-        </w:tc>
-        <w:tc>
-          <w:tcPr>
-            <w:tcW w:type="dxa" w:w="3408"/>
-          </w:tcPr>
-          <w:p>
-            <w:r>
-              <w:t>Shared domain API with principal permissions (+ exams.write, calendar.write, announcements.write, leave.decide) (15 Oct 2026). Notifications hydrates GET /notifications.</w:t>
+              <w:t>Shared domain API with principal permissions (15 Oct 2026 build). Notifications hydrates GET /notifications.</w:t>
             </w:r>
           </w:p>
         </w:tc>
@@ -12056,7 +12056,7 @@
           </w:tcPr>
           <w:p>
             <w:r>
-              <w:t>Shared domain API with principal permissions (+ exams.write, calendar.write, announcements.write, leave.decide) (15 Oct 2026). EscalationListPage roleKey=principal.</w:t>
+              <w:t>Shared domain API with principal permissions (15 Oct 2026 build). EscalationListPage roleKey=principal.</w:t>
             </w:r>
           </w:p>
         </w:tc>
